--- a/Lyceum_16abril2026/LYCEUM CENGTENARIO.docx
+++ b/Lyceum_16abril2026/LYCEUM CENGTENARIO.docx
@@ -521,7 +521,7 @@
           <w:lang w:eastAsia="es-ES"/>
           <w14:ligatures w14:val="none"/>
         </w:rPr>
-        <w:t xml:space="preserve"> la  investigación realizada por </w:t>
+        <w:t xml:space="preserve">la investigación realizada por </w:t>
       </w:r>
       <w:proofErr w:type="spellStart"/>
       <w:r>
@@ -1975,7 +1975,19 @@
           <w:lang w:eastAsia="es-ES"/>
           <w14:ligatures w14:val="none"/>
         </w:rPr>
-        <w:t xml:space="preserve">Igualmente </w:t>
+        <w:t>Igualmente,</w:t>
+      </w:r>
+      <w:r>
+        <w:rPr>
+          <w:rFonts w:ascii="Verdana" w:eastAsia="Times New Roman" w:hAnsi="Verdana" w:cs="Segoe UI"/>
+          <w:color w:val="000000"/>
+          <w:kern w:val="0"/>
+          <w:sz w:val="30"/>
+          <w:szCs w:val="30"/>
+          <w:lang w:eastAsia="es-ES"/>
+          <w14:ligatures w14:val="none"/>
+        </w:rPr>
+        <w:t xml:space="preserve"> </w:t>
       </w:r>
       <w:r>
         <w:rPr>
@@ -3365,67 +3377,2823 @@
     </w:p>
     <w:p>
       <w:pPr>
+        <w:pStyle w:val="Ttulo2"/>
+      </w:pPr>
+      <w:r>
+        <w:lastRenderedPageBreak/>
+        <w:t xml:space="preserve">Anexo </w:t>
+      </w:r>
+    </w:p>
+    <w:p>
+      <w:pPr>
+        <w:rPr>
+          <w:sz w:val="28"/>
+          <w:szCs w:val="28"/>
+        </w:rPr>
+      </w:pPr>
+      <w:r>
+        <w:rPr>
+          <w:sz w:val="28"/>
+          <w:szCs w:val="28"/>
+        </w:rPr>
+        <w:t xml:space="preserve">Además de la impulsora y primera presidenta del club, la pedagoga María de Maeztu, el </w:t>
+      </w:r>
+      <w:proofErr w:type="spellStart"/>
+      <w:r>
+        <w:rPr>
+          <w:sz w:val="28"/>
+          <w:szCs w:val="28"/>
+        </w:rPr>
+        <w:t>Lyceum</w:t>
+      </w:r>
+      <w:proofErr w:type="spellEnd"/>
+      <w:r>
+        <w:rPr>
+          <w:sz w:val="28"/>
+          <w:szCs w:val="28"/>
+        </w:rPr>
+        <w:t xml:space="preserve"> agrupó a numerosas mujeres que destacaron en los más diversos campos. El listado de todas las mujeres que estuvieron vinculadas al club o participaron en sus actividades sería inmenso. </w:t>
+      </w:r>
+      <w:r>
+        <w:rPr>
+          <w:sz w:val="28"/>
+          <w:szCs w:val="28"/>
+        </w:rPr>
+        <w:t>Aqui se reseñan al gunas</w:t>
+      </w:r>
+    </w:p>
+    <w:tbl>
+      <w:tblPr>
+        <w:tblW w:w="9351" w:type="dxa"/>
+        <w:tblInd w:w="-431" w:type="dxa"/>
+        <w:tblBorders>
+          <w:top w:val="single" w:sz="4" w:space="0" w:color="auto"/>
+          <w:left w:val="single" w:sz="4" w:space="0" w:color="auto"/>
+          <w:bottom w:val="single" w:sz="4" w:space="0" w:color="auto"/>
+          <w:right w:val="single" w:sz="4" w:space="0" w:color="auto"/>
+          <w:insideH w:val="single" w:sz="4" w:space="0" w:color="auto"/>
+          <w:insideV w:val="single" w:sz="4" w:space="0" w:color="auto"/>
+        </w:tblBorders>
+        <w:tblCellMar>
+          <w:left w:w="70" w:type="dxa"/>
+          <w:right w:w="70" w:type="dxa"/>
+        </w:tblCellMar>
+        <w:tblLook w:val="04A0" w:firstRow="1" w:lastRow="0" w:firstColumn="1" w:lastColumn="0" w:noHBand="0" w:noVBand="1"/>
+      </w:tblPr>
+      <w:tblGrid>
+        <w:gridCol w:w="2689"/>
+        <w:gridCol w:w="3843"/>
+        <w:gridCol w:w="2819"/>
+      </w:tblGrid>
+      <w:tr>
+        <w:trPr>
+          <w:trHeight w:val="300"/>
+        </w:trPr>
+        <w:tc>
+          <w:tcPr>
+            <w:tcW w:w="2689" w:type="dxa"/>
+            <w:noWrap/>
+            <w:vAlign w:val="bottom"/>
+            <w:hideMark/>
+          </w:tcPr>
+          <w:p>
+            <w:pPr>
+              <w:spacing w:after="0" w:line="240" w:lineRule="auto"/>
+              <w:rPr>
+                <w:rFonts w:ascii="Aptos Narrow" w:eastAsia="Times New Roman" w:hAnsi="Aptos Narrow" w:cs="Times New Roman"/>
+                <w:b/>
+                <w:bCs/>
+                <w:color w:val="000000"/>
+                <w:kern w:val="0"/>
+                <w:lang w:eastAsia="es-ES"/>
+                <w14:ligatures w14:val="none"/>
+              </w:rPr>
+            </w:pPr>
+            <w:r>
+              <w:rPr>
+                <w:rFonts w:ascii="Aptos Narrow" w:eastAsia="Times New Roman" w:hAnsi="Aptos Narrow" w:cs="Times New Roman"/>
+                <w:b/>
+                <w:bCs/>
+                <w:color w:val="000000"/>
+                <w:kern w:val="0"/>
+                <w:lang w:eastAsia="es-ES"/>
+                <w14:ligatures w14:val="none"/>
+              </w:rPr>
+              <w:t>Nombre y enlace</w:t>
+            </w:r>
+          </w:p>
+        </w:tc>
+        <w:tc>
+          <w:tcPr>
+            <w:tcW w:w="3843" w:type="dxa"/>
+            <w:noWrap/>
+            <w:vAlign w:val="bottom"/>
+            <w:hideMark/>
+          </w:tcPr>
+          <w:p>
+            <w:pPr>
+              <w:spacing w:after="0" w:line="240" w:lineRule="auto"/>
+              <w:rPr>
+                <w:rFonts w:ascii="Aptos Narrow" w:eastAsia="Times New Roman" w:hAnsi="Aptos Narrow" w:cs="Times New Roman"/>
+                <w:b/>
+                <w:bCs/>
+                <w:color w:val="000000"/>
+                <w:kern w:val="0"/>
+                <w:lang w:eastAsia="es-ES"/>
+                <w14:ligatures w14:val="none"/>
+              </w:rPr>
+            </w:pPr>
+            <w:r>
+              <w:rPr>
+                <w:rFonts w:ascii="Aptos Narrow" w:eastAsia="Times New Roman" w:hAnsi="Aptos Narrow" w:cs="Times New Roman"/>
+                <w:b/>
+                <w:bCs/>
+                <w:color w:val="000000"/>
+                <w:kern w:val="0"/>
+                <w:lang w:eastAsia="es-ES"/>
+                <w14:ligatures w14:val="none"/>
+              </w:rPr>
+              <w:t xml:space="preserve">Destacó </w:t>
+            </w:r>
+            <w:r>
+              <w:rPr>
+                <w:rFonts w:ascii="Aptos Narrow" w:eastAsia="Times New Roman" w:hAnsi="Aptos Narrow" w:cs="Times New Roman"/>
+                <w:b/>
+                <w:bCs/>
+                <w:color w:val="000000"/>
+                <w:kern w:val="0"/>
+                <w:lang w:eastAsia="es-ES"/>
+                <w14:ligatures w14:val="none"/>
+              </w:rPr>
+              <w:t xml:space="preserve">en / </w:t>
+            </w:r>
+            <w:proofErr w:type="spellStart"/>
+            <w:r>
+              <w:rPr>
+                <w:rFonts w:ascii="Aptos Narrow" w:eastAsia="Times New Roman" w:hAnsi="Aptos Narrow" w:cs="Times New Roman"/>
+                <w:b/>
+                <w:bCs/>
+                <w:color w:val="000000"/>
+                <w:kern w:val="0"/>
+                <w:lang w:eastAsia="es-ES"/>
+                <w14:ligatures w14:val="none"/>
+              </w:rPr>
+              <w:t>profesion</w:t>
+            </w:r>
+            <w:proofErr w:type="spellEnd"/>
+          </w:p>
+        </w:tc>
+        <w:tc>
+          <w:tcPr>
+            <w:tcW w:w="2819" w:type="dxa"/>
+            <w:noWrap/>
+            <w:vAlign w:val="bottom"/>
+            <w:hideMark/>
+          </w:tcPr>
+          <w:p>
+            <w:pPr>
+              <w:spacing w:after="0" w:line="240" w:lineRule="auto"/>
+              <w:rPr>
+                <w:rFonts w:ascii="Aptos Narrow" w:eastAsia="Times New Roman" w:hAnsi="Aptos Narrow" w:cs="Times New Roman"/>
+                <w:b/>
+                <w:bCs/>
+                <w:color w:val="000000"/>
+                <w:kern w:val="0"/>
+                <w:lang w:eastAsia="es-ES"/>
+                <w14:ligatures w14:val="none"/>
+              </w:rPr>
+            </w:pPr>
+            <w:r>
+              <w:rPr>
+                <w:rFonts w:ascii="Aptos Narrow" w:eastAsia="Times New Roman" w:hAnsi="Aptos Narrow" w:cs="Times New Roman"/>
+                <w:b/>
+                <w:bCs/>
+                <w:color w:val="000000"/>
+                <w:kern w:val="0"/>
+                <w:lang w:eastAsia="es-ES"/>
+                <w14:ligatures w14:val="none"/>
+              </w:rPr>
+              <w:t xml:space="preserve">Cargos en el </w:t>
+            </w:r>
+            <w:proofErr w:type="spellStart"/>
+            <w:r>
+              <w:rPr>
+                <w:rFonts w:ascii="Aptos Narrow" w:eastAsia="Times New Roman" w:hAnsi="Aptos Narrow" w:cs="Times New Roman"/>
+                <w:b/>
+                <w:bCs/>
+                <w:color w:val="000000"/>
+                <w:kern w:val="0"/>
+                <w:lang w:eastAsia="es-ES"/>
+                <w14:ligatures w14:val="none"/>
+              </w:rPr>
+              <w:t>Lyceum</w:t>
+            </w:r>
+            <w:proofErr w:type="spellEnd"/>
+          </w:p>
+        </w:tc>
+      </w:tr>
+      <w:tr>
+        <w:trPr>
+          <w:trHeight w:val="375"/>
+        </w:trPr>
+        <w:tc>
+          <w:tcPr>
+            <w:tcW w:w="2689" w:type="dxa"/>
+            <w:noWrap/>
+            <w:vAlign w:val="center"/>
+            <w:hideMark/>
+          </w:tcPr>
+          <w:p>
+            <w:pPr>
+              <w:spacing w:after="0" w:line="240" w:lineRule="auto"/>
+              <w:rPr>
+                <w:rFonts w:ascii="Aptos Narrow" w:eastAsia="Times New Roman" w:hAnsi="Aptos Narrow" w:cs="Times New Roman"/>
+                <w:color w:val="467886"/>
+                <w:kern w:val="0"/>
+                <w:u w:val="single"/>
+                <w:lang w:eastAsia="es-ES"/>
+                <w14:ligatures w14:val="none"/>
+              </w:rPr>
+            </w:pPr>
+            <w:hyperlink r:id="rId9" w:history="1">
+              <w:r>
+                <w:rPr>
+                  <w:rFonts w:ascii="Aptos Narrow" w:eastAsia="Times New Roman" w:hAnsi="Aptos Narrow" w:cs="Times New Roman"/>
+                  <w:color w:val="467886"/>
+                  <w:kern w:val="0"/>
+                  <w:u w:val="single"/>
+                  <w:lang w:eastAsia="es-ES"/>
+                  <w14:ligatures w14:val="none"/>
+                </w:rPr>
+                <w:t xml:space="preserve">María de Maeztun </w:t>
+              </w:r>
+            </w:hyperlink>
+          </w:p>
+        </w:tc>
+        <w:tc>
+          <w:tcPr>
+            <w:tcW w:w="3843" w:type="dxa"/>
+            <w:noWrap/>
+            <w:vAlign w:val="bottom"/>
+            <w:hideMark/>
+          </w:tcPr>
+          <w:p>
+            <w:pPr>
+              <w:spacing w:after="0" w:line="240" w:lineRule="auto"/>
+              <w:rPr>
+                <w:rFonts w:eastAsia="Times New Roman" w:cs="Times New Roman"/>
+                <w:color w:val="000000"/>
+                <w:kern w:val="0"/>
+                <w:sz w:val="28"/>
+                <w:szCs w:val="28"/>
+                <w:lang w:eastAsia="es-ES"/>
+                <w14:ligatures w14:val="none"/>
+              </w:rPr>
+            </w:pPr>
+            <w:r>
+              <w:rPr>
+                <w:rFonts w:eastAsia="Times New Roman" w:cs="Times New Roman"/>
+                <w:color w:val="000000"/>
+                <w:kern w:val="0"/>
+                <w:sz w:val="28"/>
+                <w:szCs w:val="28"/>
+                <w:lang w:eastAsia="es-ES"/>
+                <w14:ligatures w14:val="none"/>
+              </w:rPr>
+              <w:t>Pedagoga</w:t>
+            </w:r>
+          </w:p>
+        </w:tc>
+        <w:tc>
+          <w:tcPr>
+            <w:tcW w:w="2819" w:type="dxa"/>
+            <w:noWrap/>
+            <w:vAlign w:val="bottom"/>
+            <w:hideMark/>
+          </w:tcPr>
+          <w:p>
+            <w:pPr>
+              <w:spacing w:after="0" w:line="240" w:lineRule="auto"/>
+              <w:rPr>
+                <w:rFonts w:ascii="Aptos Narrow" w:eastAsia="Times New Roman" w:hAnsi="Aptos Narrow" w:cs="Times New Roman"/>
+                <w:color w:val="000000"/>
+                <w:kern w:val="0"/>
+                <w:lang w:eastAsia="es-ES"/>
+                <w14:ligatures w14:val="none"/>
+              </w:rPr>
+            </w:pPr>
+            <w:r>
+              <w:rPr>
+                <w:rFonts w:ascii="Aptos Narrow" w:eastAsia="Times New Roman" w:hAnsi="Aptos Narrow" w:cs="Times New Roman"/>
+                <w:color w:val="000000"/>
+                <w:kern w:val="0"/>
+                <w:lang w:eastAsia="es-ES"/>
+                <w14:ligatures w14:val="none"/>
+              </w:rPr>
+              <w:t xml:space="preserve">1ra presidenta </w:t>
+            </w:r>
+            <w:proofErr w:type="spellStart"/>
+            <w:r>
+              <w:rPr>
+                <w:rFonts w:ascii="Aptos Narrow" w:eastAsia="Times New Roman" w:hAnsi="Aptos Narrow" w:cs="Times New Roman"/>
+                <w:color w:val="000000"/>
+                <w:kern w:val="0"/>
+                <w:lang w:eastAsia="es-ES"/>
+                <w14:ligatures w14:val="none"/>
+              </w:rPr>
+              <w:t>Lyceum</w:t>
+            </w:r>
+            <w:proofErr w:type="spellEnd"/>
+            <w:r>
+              <w:rPr>
+                <w:rFonts w:ascii="Aptos Narrow" w:eastAsia="Times New Roman" w:hAnsi="Aptos Narrow" w:cs="Times New Roman"/>
+                <w:color w:val="000000"/>
+                <w:kern w:val="0"/>
+                <w:lang w:eastAsia="es-ES"/>
+                <w14:ligatures w14:val="none"/>
+              </w:rPr>
+              <w:t xml:space="preserve"> club </w:t>
+            </w:r>
+          </w:p>
+        </w:tc>
+      </w:tr>
+      <w:tr>
+        <w:trPr>
+          <w:trHeight w:val="375"/>
+        </w:trPr>
+        <w:tc>
+          <w:tcPr>
+            <w:tcW w:w="2689" w:type="dxa"/>
+            <w:noWrap/>
+            <w:vAlign w:val="center"/>
+            <w:hideMark/>
+          </w:tcPr>
+          <w:p>
+            <w:pPr>
+              <w:spacing w:after="0" w:line="240" w:lineRule="auto"/>
+              <w:rPr>
+                <w:rFonts w:ascii="Aptos Narrow" w:eastAsia="Times New Roman" w:hAnsi="Aptos Narrow" w:cs="Times New Roman"/>
+                <w:color w:val="467886"/>
+                <w:kern w:val="0"/>
+                <w:u w:val="single"/>
+                <w:lang w:eastAsia="es-ES"/>
+                <w14:ligatures w14:val="none"/>
+              </w:rPr>
+            </w:pPr>
+            <w:hyperlink r:id="rId10" w:history="1">
+              <w:r>
+                <w:rPr>
+                  <w:rFonts w:ascii="Aptos Narrow" w:eastAsia="Times New Roman" w:hAnsi="Aptos Narrow" w:cs="Times New Roman"/>
+                  <w:color w:val="467886"/>
+                  <w:kern w:val="0"/>
+                  <w:u w:val="single"/>
+                  <w:lang w:eastAsia="es-ES"/>
+                  <w14:ligatures w14:val="none"/>
+                </w:rPr>
+                <w:t>Carmen Baroja</w:t>
+              </w:r>
+            </w:hyperlink>
+          </w:p>
+        </w:tc>
+        <w:tc>
+          <w:tcPr>
+            <w:tcW w:w="3843" w:type="dxa"/>
+            <w:noWrap/>
+            <w:vAlign w:val="bottom"/>
+            <w:hideMark/>
+          </w:tcPr>
+          <w:p>
+            <w:pPr>
+              <w:spacing w:after="0" w:line="240" w:lineRule="auto"/>
+              <w:rPr>
+                <w:rFonts w:eastAsia="Times New Roman" w:cs="Times New Roman"/>
+                <w:color w:val="000000"/>
+                <w:kern w:val="0"/>
+                <w:sz w:val="28"/>
+                <w:szCs w:val="28"/>
+                <w:lang w:eastAsia="es-ES"/>
+                <w14:ligatures w14:val="none"/>
+              </w:rPr>
+            </w:pPr>
+            <w:r>
+              <w:rPr>
+                <w:rFonts w:eastAsia="Times New Roman" w:cs="Times New Roman"/>
+                <w:color w:val="000000"/>
+                <w:kern w:val="0"/>
+                <w:sz w:val="28"/>
+                <w:szCs w:val="28"/>
+                <w:lang w:eastAsia="es-ES"/>
+                <w14:ligatures w14:val="none"/>
+              </w:rPr>
+              <w:t xml:space="preserve">Escritora, </w:t>
+            </w:r>
+            <w:r>
+              <w:rPr>
+                <w:rFonts w:eastAsia="Times New Roman" w:cs="Times New Roman"/>
+                <w:color w:val="000000"/>
+                <w:kern w:val="0"/>
+                <w:sz w:val="28"/>
+                <w:szCs w:val="28"/>
+                <w:lang w:eastAsia="es-ES"/>
+                <w14:ligatures w14:val="none"/>
+              </w:rPr>
+              <w:t>etnóloga</w:t>
+            </w:r>
+          </w:p>
+        </w:tc>
+        <w:tc>
+          <w:tcPr>
+            <w:tcW w:w="2819" w:type="dxa"/>
+            <w:noWrap/>
+            <w:vAlign w:val="bottom"/>
+            <w:hideMark/>
+          </w:tcPr>
+          <w:p>
+            <w:pPr>
+              <w:spacing w:after="0" w:line="240" w:lineRule="auto"/>
+              <w:rPr>
+                <w:rFonts w:ascii="Aptos Narrow" w:eastAsia="Times New Roman" w:hAnsi="Aptos Narrow" w:cs="Times New Roman"/>
+                <w:color w:val="000000"/>
+                <w:kern w:val="0"/>
+                <w:lang w:eastAsia="es-ES"/>
+                <w14:ligatures w14:val="none"/>
+              </w:rPr>
+            </w:pPr>
+            <w:r>
+              <w:rPr>
+                <w:rFonts w:ascii="Aptos Narrow" w:eastAsia="Times New Roman" w:hAnsi="Aptos Narrow" w:cs="Times New Roman"/>
+                <w:color w:val="000000"/>
+                <w:kern w:val="0"/>
+                <w:lang w:eastAsia="es-ES"/>
+                <w14:ligatures w14:val="none"/>
+              </w:rPr>
+              <w:t>Sección</w:t>
+            </w:r>
+            <w:r>
+              <w:rPr>
+                <w:rFonts w:ascii="Aptos Narrow" w:eastAsia="Times New Roman" w:hAnsi="Aptos Narrow" w:cs="Times New Roman"/>
+                <w:color w:val="000000"/>
+                <w:kern w:val="0"/>
+                <w:lang w:eastAsia="es-ES"/>
+                <w14:ligatures w14:val="none"/>
+              </w:rPr>
+              <w:t xml:space="preserve"> Arte</w:t>
+            </w:r>
+          </w:p>
+        </w:tc>
+      </w:tr>
+      <w:tr>
+        <w:trPr>
+          <w:trHeight w:val="375"/>
+        </w:trPr>
+        <w:tc>
+          <w:tcPr>
+            <w:tcW w:w="2689" w:type="dxa"/>
+            <w:noWrap/>
+            <w:vAlign w:val="bottom"/>
+            <w:hideMark/>
+          </w:tcPr>
+          <w:p>
+            <w:pPr>
+              <w:spacing w:after="0" w:line="240" w:lineRule="auto"/>
+              <w:rPr>
+                <w:rFonts w:ascii="Aptos Narrow" w:eastAsia="Times New Roman" w:hAnsi="Aptos Narrow" w:cs="Times New Roman"/>
+                <w:color w:val="467886"/>
+                <w:kern w:val="0"/>
+                <w:u w:val="single"/>
+                <w:lang w:eastAsia="es-ES"/>
+                <w14:ligatures w14:val="none"/>
+              </w:rPr>
+            </w:pPr>
+            <w:hyperlink r:id="rId11" w:history="1">
+              <w:r>
+                <w:rPr>
+                  <w:rFonts w:ascii="Aptos Narrow" w:eastAsia="Times New Roman" w:hAnsi="Aptos Narrow" w:cs="Times New Roman"/>
+                  <w:color w:val="467886"/>
+                  <w:kern w:val="0"/>
+                  <w:u w:val="single"/>
+                  <w:lang w:eastAsia="es-ES"/>
+                  <w14:ligatures w14:val="none"/>
+                </w:rPr>
+                <w:t>Clara Campoamor</w:t>
+              </w:r>
+            </w:hyperlink>
+          </w:p>
+        </w:tc>
+        <w:tc>
+          <w:tcPr>
+            <w:tcW w:w="3843" w:type="dxa"/>
+            <w:noWrap/>
+            <w:vAlign w:val="bottom"/>
+            <w:hideMark/>
+          </w:tcPr>
+          <w:p>
+            <w:pPr>
+              <w:spacing w:after="0" w:line="240" w:lineRule="auto"/>
+              <w:rPr>
+                <w:rFonts w:eastAsia="Times New Roman" w:cs="Times New Roman"/>
+                <w:color w:val="000000"/>
+                <w:kern w:val="0"/>
+                <w:sz w:val="28"/>
+                <w:szCs w:val="28"/>
+                <w:lang w:eastAsia="es-ES"/>
+                <w14:ligatures w14:val="none"/>
+              </w:rPr>
+            </w:pPr>
+            <w:r>
+              <w:rPr>
+                <w:rFonts w:eastAsia="Times New Roman" w:cs="Times New Roman"/>
+                <w:color w:val="000000"/>
+                <w:kern w:val="0"/>
+                <w:sz w:val="28"/>
+                <w:szCs w:val="28"/>
+                <w:lang w:eastAsia="es-ES"/>
+                <w14:ligatures w14:val="none"/>
+              </w:rPr>
+              <w:t>abogada, escritora, política</w:t>
+            </w:r>
+          </w:p>
+        </w:tc>
+        <w:tc>
+          <w:tcPr>
+            <w:tcW w:w="2819" w:type="dxa"/>
+            <w:noWrap/>
+            <w:vAlign w:val="bottom"/>
+            <w:hideMark/>
+          </w:tcPr>
+          <w:p>
+            <w:pPr>
+              <w:spacing w:after="0" w:line="240" w:lineRule="auto"/>
+              <w:rPr>
+                <w:rFonts w:ascii="Aptos Narrow" w:eastAsia="Times New Roman" w:hAnsi="Aptos Narrow" w:cs="Times New Roman"/>
+                <w:color w:val="000000"/>
+                <w:kern w:val="0"/>
+                <w:lang w:eastAsia="es-ES"/>
+                <w14:ligatures w14:val="none"/>
+              </w:rPr>
+            </w:pPr>
+            <w:r>
+              <w:rPr>
+                <w:rFonts w:ascii="Aptos Narrow" w:eastAsia="Times New Roman" w:hAnsi="Aptos Narrow" w:cs="Times New Roman"/>
+                <w:color w:val="000000"/>
+                <w:kern w:val="0"/>
+                <w:lang w:eastAsia="es-ES"/>
+                <w14:ligatures w14:val="none"/>
+              </w:rPr>
+              <w:t> </w:t>
+            </w:r>
+          </w:p>
+        </w:tc>
+      </w:tr>
+      <w:tr>
+        <w:trPr>
+          <w:trHeight w:val="360"/>
+        </w:trPr>
+        <w:tc>
+          <w:tcPr>
+            <w:tcW w:w="2689" w:type="dxa"/>
+            <w:noWrap/>
+            <w:vAlign w:val="bottom"/>
+            <w:hideMark/>
+          </w:tcPr>
+          <w:p>
+            <w:pPr>
+              <w:spacing w:after="0" w:line="240" w:lineRule="auto"/>
+              <w:rPr>
+                <w:rFonts w:ascii="Aptos Narrow" w:eastAsia="Times New Roman" w:hAnsi="Aptos Narrow" w:cs="Times New Roman"/>
+                <w:color w:val="467886"/>
+                <w:kern w:val="0"/>
+                <w:u w:val="single"/>
+                <w:lang w:eastAsia="es-ES"/>
+                <w14:ligatures w14:val="none"/>
+              </w:rPr>
+            </w:pPr>
+            <w:hyperlink r:id="rId12" w:history="1">
+              <w:r>
+                <w:rPr>
+                  <w:rFonts w:ascii="Aptos Narrow" w:eastAsia="Times New Roman" w:hAnsi="Aptos Narrow" w:cs="Times New Roman"/>
+                  <w:color w:val="467886"/>
+                  <w:kern w:val="0"/>
+                  <w:u w:val="single"/>
+                  <w:lang w:eastAsia="es-ES"/>
+                  <w14:ligatures w14:val="none"/>
+                </w:rPr>
+                <w:t>Zenobia Camprubí</w:t>
+              </w:r>
+            </w:hyperlink>
+          </w:p>
+        </w:tc>
+        <w:tc>
+          <w:tcPr>
+            <w:tcW w:w="3843" w:type="dxa"/>
+            <w:noWrap/>
+            <w:vAlign w:val="bottom"/>
+            <w:hideMark/>
+          </w:tcPr>
+          <w:p>
+            <w:pPr>
+              <w:spacing w:after="0" w:line="240" w:lineRule="auto"/>
+              <w:rPr>
+                <w:rFonts w:eastAsia="Times New Roman" w:cs="Arial"/>
+                <w:color w:val="202122"/>
+                <w:kern w:val="0"/>
+                <w:sz w:val="28"/>
+                <w:szCs w:val="28"/>
+                <w:lang w:eastAsia="es-ES"/>
+                <w14:ligatures w14:val="none"/>
+              </w:rPr>
+            </w:pPr>
+            <w:r>
+              <w:rPr>
+                <w:rFonts w:eastAsia="Times New Roman" w:cs="Arial"/>
+                <w:color w:val="202122"/>
+                <w:kern w:val="0"/>
+                <w:sz w:val="28"/>
+                <w:szCs w:val="28"/>
+                <w:lang w:eastAsia="es-ES"/>
+                <w14:ligatures w14:val="none"/>
+              </w:rPr>
+              <w:t>e</w:t>
+            </w:r>
+            <w:r>
+              <w:rPr>
+                <w:rFonts w:eastAsia="Times New Roman" w:cs="Arial"/>
+                <w:color w:val="202122"/>
+                <w:kern w:val="0"/>
+                <w:sz w:val="28"/>
+                <w:szCs w:val="28"/>
+                <w:lang w:eastAsia="es-ES"/>
+                <w14:ligatures w14:val="none"/>
+              </w:rPr>
+              <w:t>scritora, traductora y lingüista</w:t>
+            </w:r>
+          </w:p>
+        </w:tc>
+        <w:tc>
+          <w:tcPr>
+            <w:tcW w:w="2819" w:type="dxa"/>
+            <w:noWrap/>
+            <w:vAlign w:val="bottom"/>
+            <w:hideMark/>
+          </w:tcPr>
+          <w:p>
+            <w:pPr>
+              <w:spacing w:after="0" w:line="240" w:lineRule="auto"/>
+              <w:rPr>
+                <w:rFonts w:ascii="Aptos Narrow" w:eastAsia="Times New Roman" w:hAnsi="Aptos Narrow" w:cs="Times New Roman"/>
+                <w:color w:val="000000"/>
+                <w:kern w:val="0"/>
+                <w:lang w:eastAsia="es-ES"/>
+                <w14:ligatures w14:val="none"/>
+              </w:rPr>
+            </w:pPr>
+            <w:r>
+              <w:rPr>
+                <w:rFonts w:ascii="Aptos Narrow" w:eastAsia="Times New Roman" w:hAnsi="Aptos Narrow" w:cs="Times New Roman"/>
+                <w:color w:val="000000"/>
+                <w:kern w:val="0"/>
+                <w:lang w:eastAsia="es-ES"/>
+                <w14:ligatures w14:val="none"/>
+              </w:rPr>
+              <w:t>SECRETARIA LYCEUM</w:t>
+            </w:r>
+          </w:p>
+        </w:tc>
+      </w:tr>
+      <w:tr>
+        <w:trPr>
+          <w:trHeight w:val="360"/>
+        </w:trPr>
+        <w:tc>
+          <w:tcPr>
+            <w:tcW w:w="2689" w:type="dxa"/>
+            <w:noWrap/>
+            <w:vAlign w:val="bottom"/>
+            <w:hideMark/>
+          </w:tcPr>
+          <w:p>
+            <w:pPr>
+              <w:spacing w:after="0" w:line="240" w:lineRule="auto"/>
+              <w:rPr>
+                <w:rFonts w:ascii="Aptos Narrow" w:eastAsia="Times New Roman" w:hAnsi="Aptos Narrow" w:cs="Times New Roman"/>
+                <w:color w:val="467886"/>
+                <w:kern w:val="0"/>
+                <w:u w:val="single"/>
+                <w:lang w:eastAsia="es-ES"/>
+                <w14:ligatures w14:val="none"/>
+              </w:rPr>
+            </w:pPr>
+            <w:hyperlink r:id="rId13" w:history="1">
+              <w:r>
+                <w:rPr>
+                  <w:rFonts w:ascii="Aptos Narrow" w:eastAsia="Times New Roman" w:hAnsi="Aptos Narrow" w:cs="Times New Roman"/>
+                  <w:color w:val="467886"/>
+                  <w:kern w:val="0"/>
+                  <w:u w:val="single"/>
+                  <w:lang w:eastAsia="es-ES"/>
+                  <w14:ligatures w14:val="none"/>
+                </w:rPr>
+                <w:t>Elena Fortún</w:t>
+              </w:r>
+            </w:hyperlink>
+          </w:p>
+        </w:tc>
+        <w:tc>
+          <w:tcPr>
+            <w:tcW w:w="3843" w:type="dxa"/>
+            <w:noWrap/>
+            <w:vAlign w:val="bottom"/>
+            <w:hideMark/>
+          </w:tcPr>
+          <w:p>
+            <w:pPr>
+              <w:spacing w:after="0" w:line="240" w:lineRule="auto"/>
+              <w:rPr>
+                <w:rFonts w:eastAsia="Times New Roman" w:cs="Arial"/>
+                <w:color w:val="202122"/>
+                <w:kern w:val="0"/>
+                <w:sz w:val="28"/>
+                <w:szCs w:val="28"/>
+                <w:lang w:eastAsia="es-ES"/>
+                <w14:ligatures w14:val="none"/>
+              </w:rPr>
+            </w:pPr>
+            <w:r>
+              <w:rPr>
+                <w:rFonts w:eastAsia="Times New Roman" w:cs="Arial"/>
+                <w:color w:val="202122"/>
+                <w:kern w:val="0"/>
+                <w:sz w:val="28"/>
+                <w:szCs w:val="28"/>
+                <w:lang w:eastAsia="es-ES"/>
+                <w14:ligatures w14:val="none"/>
+              </w:rPr>
+              <w:t>e</w:t>
+            </w:r>
+            <w:r>
+              <w:rPr>
+                <w:rFonts w:eastAsia="Times New Roman" w:cs="Arial"/>
+                <w:color w:val="202122"/>
+                <w:kern w:val="0"/>
+                <w:sz w:val="28"/>
+                <w:szCs w:val="28"/>
+                <w:lang w:eastAsia="es-ES"/>
+                <w14:ligatures w14:val="none"/>
+              </w:rPr>
+              <w:t>scritora, literatura infantil</w:t>
+            </w:r>
+          </w:p>
+        </w:tc>
+        <w:tc>
+          <w:tcPr>
+            <w:tcW w:w="2819" w:type="dxa"/>
+            <w:noWrap/>
+            <w:vAlign w:val="bottom"/>
+            <w:hideMark/>
+          </w:tcPr>
+          <w:p>
+            <w:pPr>
+              <w:spacing w:after="0" w:line="240" w:lineRule="auto"/>
+              <w:rPr>
+                <w:rFonts w:ascii="Aptos Narrow" w:eastAsia="Times New Roman" w:hAnsi="Aptos Narrow" w:cs="Times New Roman"/>
+                <w:color w:val="000000"/>
+                <w:kern w:val="0"/>
+                <w:lang w:eastAsia="es-ES"/>
+                <w14:ligatures w14:val="none"/>
+              </w:rPr>
+            </w:pPr>
+            <w:r>
+              <w:rPr>
+                <w:rFonts w:ascii="Aptos Narrow" w:eastAsia="Times New Roman" w:hAnsi="Aptos Narrow" w:cs="Times New Roman"/>
+                <w:color w:val="000000"/>
+                <w:kern w:val="0"/>
+                <w:lang w:eastAsia="es-ES"/>
+                <w14:ligatures w14:val="none"/>
+              </w:rPr>
+              <w:t> </w:t>
+            </w:r>
+          </w:p>
+        </w:tc>
+      </w:tr>
+      <w:tr>
+        <w:trPr>
+          <w:trHeight w:val="375"/>
+        </w:trPr>
+        <w:tc>
+          <w:tcPr>
+            <w:tcW w:w="2689" w:type="dxa"/>
+            <w:noWrap/>
+            <w:vAlign w:val="bottom"/>
+            <w:hideMark/>
+          </w:tcPr>
+          <w:p>
+            <w:pPr>
+              <w:spacing w:after="0" w:line="240" w:lineRule="auto"/>
+              <w:rPr>
+                <w:rFonts w:ascii="Aptos Narrow" w:eastAsia="Times New Roman" w:hAnsi="Aptos Narrow" w:cs="Times New Roman"/>
+                <w:color w:val="467886"/>
+                <w:kern w:val="0"/>
+                <w:u w:val="single"/>
+                <w:lang w:eastAsia="es-ES"/>
+                <w14:ligatures w14:val="none"/>
+              </w:rPr>
+            </w:pPr>
+            <w:hyperlink r:id="rId14" w:history="1">
+              <w:r>
+                <w:rPr>
+                  <w:rFonts w:ascii="Aptos Narrow" w:eastAsia="Times New Roman" w:hAnsi="Aptos Narrow" w:cs="Times New Roman"/>
+                  <w:color w:val="467886"/>
+                  <w:kern w:val="0"/>
+                  <w:u w:val="single"/>
+                  <w:lang w:eastAsia="es-ES"/>
+                  <w14:ligatures w14:val="none"/>
+                </w:rPr>
+                <w:t>Maruja Mallo</w:t>
+              </w:r>
+            </w:hyperlink>
+          </w:p>
+        </w:tc>
+        <w:tc>
+          <w:tcPr>
+            <w:tcW w:w="3843" w:type="dxa"/>
+            <w:noWrap/>
+            <w:vAlign w:val="bottom"/>
+            <w:hideMark/>
+          </w:tcPr>
+          <w:p>
+            <w:pPr>
+              <w:spacing w:after="0" w:line="240" w:lineRule="auto"/>
+              <w:rPr>
+                <w:rFonts w:eastAsia="Times New Roman" w:cs="Times New Roman"/>
+                <w:color w:val="000000"/>
+                <w:kern w:val="0"/>
+                <w:sz w:val="28"/>
+                <w:szCs w:val="28"/>
+                <w:lang w:eastAsia="es-ES"/>
+                <w14:ligatures w14:val="none"/>
+              </w:rPr>
+            </w:pPr>
+            <w:r>
+              <w:rPr>
+                <w:rFonts w:eastAsia="Times New Roman" w:cs="Times New Roman"/>
+                <w:color w:val="000000"/>
+                <w:kern w:val="0"/>
+                <w:sz w:val="28"/>
+                <w:szCs w:val="28"/>
+                <w:lang w:eastAsia="es-ES"/>
+                <w14:ligatures w14:val="none"/>
+              </w:rPr>
+              <w:t>P</w:t>
+            </w:r>
+            <w:r>
+              <w:rPr>
+                <w:rFonts w:eastAsia="Times New Roman" w:cs="Times New Roman"/>
+                <w:color w:val="000000"/>
+                <w:kern w:val="0"/>
+                <w:sz w:val="28"/>
+                <w:szCs w:val="28"/>
+                <w:lang w:eastAsia="es-ES"/>
+                <w14:ligatures w14:val="none"/>
+              </w:rPr>
+              <w:t>intora surrealista</w:t>
+            </w:r>
+          </w:p>
+        </w:tc>
+        <w:tc>
+          <w:tcPr>
+            <w:tcW w:w="2819" w:type="dxa"/>
+            <w:noWrap/>
+            <w:vAlign w:val="bottom"/>
+            <w:hideMark/>
+          </w:tcPr>
+          <w:p>
+            <w:pPr>
+              <w:spacing w:after="0" w:line="240" w:lineRule="auto"/>
+              <w:rPr>
+                <w:rFonts w:ascii="Aptos Narrow" w:eastAsia="Times New Roman" w:hAnsi="Aptos Narrow" w:cs="Times New Roman"/>
+                <w:color w:val="000000"/>
+                <w:kern w:val="0"/>
+                <w:lang w:eastAsia="es-ES"/>
+                <w14:ligatures w14:val="none"/>
+              </w:rPr>
+            </w:pPr>
+            <w:r>
+              <w:rPr>
+                <w:rFonts w:ascii="Aptos Narrow" w:eastAsia="Times New Roman" w:hAnsi="Aptos Narrow" w:cs="Times New Roman"/>
+                <w:color w:val="000000"/>
+                <w:kern w:val="0"/>
+                <w:lang w:eastAsia="es-ES"/>
+                <w14:ligatures w14:val="none"/>
+              </w:rPr>
+              <w:t> </w:t>
+            </w:r>
+          </w:p>
+        </w:tc>
+      </w:tr>
+      <w:tr>
+        <w:trPr>
+          <w:trHeight w:val="375"/>
+        </w:trPr>
+        <w:tc>
+          <w:tcPr>
+            <w:tcW w:w="2689" w:type="dxa"/>
+            <w:noWrap/>
+            <w:vAlign w:val="bottom"/>
+            <w:hideMark/>
+          </w:tcPr>
+          <w:p>
+            <w:pPr>
+              <w:spacing w:after="0" w:line="240" w:lineRule="auto"/>
+              <w:rPr>
+                <w:rFonts w:ascii="Aptos Narrow" w:eastAsia="Times New Roman" w:hAnsi="Aptos Narrow" w:cs="Times New Roman"/>
+                <w:color w:val="467886"/>
+                <w:kern w:val="0"/>
+                <w:u w:val="single"/>
+                <w:lang w:eastAsia="es-ES"/>
+                <w14:ligatures w14:val="none"/>
+              </w:rPr>
+            </w:pPr>
+            <w:hyperlink r:id="rId15" w:history="1">
+              <w:r>
+                <w:rPr>
+                  <w:rFonts w:ascii="Aptos Narrow" w:eastAsia="Times New Roman" w:hAnsi="Aptos Narrow" w:cs="Times New Roman"/>
+                  <w:color w:val="467886"/>
+                  <w:kern w:val="0"/>
+                  <w:u w:val="single"/>
+                  <w:lang w:eastAsia="es-ES"/>
+                  <w14:ligatures w14:val="none"/>
+                </w:rPr>
+                <w:t>Nieves González Barrio</w:t>
+              </w:r>
+            </w:hyperlink>
+          </w:p>
+        </w:tc>
+        <w:tc>
+          <w:tcPr>
+            <w:tcW w:w="3843" w:type="dxa"/>
+            <w:noWrap/>
+            <w:vAlign w:val="bottom"/>
+            <w:hideMark/>
+          </w:tcPr>
+          <w:p>
+            <w:pPr>
+              <w:spacing w:after="0" w:line="240" w:lineRule="auto"/>
+              <w:rPr>
+                <w:rFonts w:eastAsia="Times New Roman" w:cs="Times New Roman"/>
+                <w:color w:val="000000"/>
+                <w:kern w:val="0"/>
+                <w:sz w:val="28"/>
+                <w:szCs w:val="28"/>
+                <w:lang w:eastAsia="es-ES"/>
+                <w14:ligatures w14:val="none"/>
+              </w:rPr>
+            </w:pPr>
+            <w:r>
+              <w:rPr>
+                <w:rFonts w:eastAsia="Times New Roman" w:cs="Times New Roman"/>
+                <w:color w:val="000000"/>
+                <w:kern w:val="0"/>
+                <w:sz w:val="28"/>
+                <w:szCs w:val="28"/>
+                <w:lang w:eastAsia="es-ES"/>
+                <w14:ligatures w14:val="none"/>
+              </w:rPr>
+              <w:t>Medica pediatra</w:t>
+            </w:r>
+          </w:p>
+        </w:tc>
+        <w:tc>
+          <w:tcPr>
+            <w:tcW w:w="2819" w:type="dxa"/>
+            <w:noWrap/>
+            <w:vAlign w:val="bottom"/>
+            <w:hideMark/>
+          </w:tcPr>
+          <w:p>
+            <w:pPr>
+              <w:spacing w:after="0" w:line="240" w:lineRule="auto"/>
+              <w:rPr>
+                <w:rFonts w:ascii="Aptos Narrow" w:eastAsia="Times New Roman" w:hAnsi="Aptos Narrow" w:cs="Times New Roman"/>
+                <w:color w:val="000000"/>
+                <w:kern w:val="0"/>
+                <w:lang w:eastAsia="es-ES"/>
+                <w14:ligatures w14:val="none"/>
+              </w:rPr>
+            </w:pPr>
+            <w:r>
+              <w:rPr>
+                <w:rFonts w:ascii="Aptos Narrow" w:eastAsia="Times New Roman" w:hAnsi="Aptos Narrow" w:cs="Times New Roman"/>
+                <w:color w:val="000000"/>
+                <w:kern w:val="0"/>
+                <w:lang w:eastAsia="es-ES"/>
+                <w14:ligatures w14:val="none"/>
+              </w:rPr>
+              <w:t> </w:t>
+            </w:r>
+          </w:p>
+        </w:tc>
+      </w:tr>
+      <w:tr>
+        <w:trPr>
+          <w:trHeight w:val="375"/>
+        </w:trPr>
+        <w:tc>
+          <w:tcPr>
+            <w:tcW w:w="2689" w:type="dxa"/>
+            <w:noWrap/>
+            <w:vAlign w:val="bottom"/>
+            <w:hideMark/>
+          </w:tcPr>
+          <w:p>
+            <w:pPr>
+              <w:spacing w:after="0" w:line="240" w:lineRule="auto"/>
+              <w:rPr>
+                <w:rFonts w:ascii="Aptos Narrow" w:eastAsia="Times New Roman" w:hAnsi="Aptos Narrow" w:cs="Times New Roman"/>
+                <w:color w:val="467886"/>
+                <w:kern w:val="0"/>
+                <w:u w:val="single"/>
+                <w:lang w:eastAsia="es-ES"/>
+                <w14:ligatures w14:val="none"/>
+              </w:rPr>
+            </w:pPr>
+            <w:hyperlink r:id="rId16" w:history="1">
+              <w:r>
+                <w:rPr>
+                  <w:rFonts w:ascii="Aptos Narrow" w:eastAsia="Times New Roman" w:hAnsi="Aptos Narrow" w:cs="Times New Roman"/>
+                  <w:color w:val="467886"/>
+                  <w:kern w:val="0"/>
+                  <w:u w:val="single"/>
+                  <w:lang w:eastAsia="es-ES"/>
+                  <w14:ligatures w14:val="none"/>
+                </w:rPr>
+                <w:t>Rosa Spottorno</w:t>
+              </w:r>
+            </w:hyperlink>
+          </w:p>
+        </w:tc>
+        <w:tc>
+          <w:tcPr>
+            <w:tcW w:w="3843" w:type="dxa"/>
+            <w:noWrap/>
+            <w:vAlign w:val="bottom"/>
+            <w:hideMark/>
+          </w:tcPr>
+          <w:p>
+            <w:pPr>
+              <w:spacing w:after="0" w:line="240" w:lineRule="auto"/>
+              <w:rPr>
+                <w:rFonts w:eastAsia="Times New Roman" w:cs="Times New Roman"/>
+                <w:color w:val="000000"/>
+                <w:kern w:val="0"/>
+                <w:sz w:val="28"/>
+                <w:szCs w:val="28"/>
+                <w:lang w:eastAsia="es-ES"/>
+                <w14:ligatures w14:val="none"/>
+              </w:rPr>
+            </w:pPr>
+            <w:r>
+              <w:rPr>
+                <w:rFonts w:eastAsia="Times New Roman" w:cs="Times New Roman"/>
+                <w:color w:val="000000"/>
+                <w:kern w:val="0"/>
+                <w:sz w:val="28"/>
+                <w:szCs w:val="28"/>
+                <w:lang w:eastAsia="es-ES"/>
+                <w14:ligatures w14:val="none"/>
+              </w:rPr>
+              <w:t>Traductora</w:t>
+            </w:r>
+          </w:p>
+        </w:tc>
+        <w:tc>
+          <w:tcPr>
+            <w:tcW w:w="2819" w:type="dxa"/>
+            <w:noWrap/>
+            <w:vAlign w:val="bottom"/>
+            <w:hideMark/>
+          </w:tcPr>
+          <w:p>
+            <w:pPr>
+              <w:spacing w:after="0" w:line="240" w:lineRule="auto"/>
+              <w:rPr>
+                <w:rFonts w:ascii="Aptos Narrow" w:eastAsia="Times New Roman" w:hAnsi="Aptos Narrow" w:cs="Times New Roman"/>
+                <w:color w:val="000000"/>
+                <w:kern w:val="0"/>
+                <w:lang w:eastAsia="es-ES"/>
+                <w14:ligatures w14:val="none"/>
+              </w:rPr>
+            </w:pPr>
+            <w:r>
+              <w:rPr>
+                <w:rFonts w:ascii="Aptos Narrow" w:eastAsia="Times New Roman" w:hAnsi="Aptos Narrow" w:cs="Times New Roman"/>
+                <w:color w:val="000000"/>
+                <w:kern w:val="0"/>
+                <w:lang w:eastAsia="es-ES"/>
+                <w14:ligatures w14:val="none"/>
+              </w:rPr>
+              <w:t> </w:t>
+            </w:r>
+          </w:p>
+        </w:tc>
+      </w:tr>
+      <w:tr>
+        <w:trPr>
+          <w:trHeight w:val="375"/>
+        </w:trPr>
+        <w:tc>
+          <w:tcPr>
+            <w:tcW w:w="2689" w:type="dxa"/>
+            <w:noWrap/>
+            <w:vAlign w:val="bottom"/>
+            <w:hideMark/>
+          </w:tcPr>
+          <w:p>
+            <w:pPr>
+              <w:spacing w:after="0" w:line="240" w:lineRule="auto"/>
+              <w:rPr>
+                <w:rFonts w:ascii="Aptos Narrow" w:eastAsia="Times New Roman" w:hAnsi="Aptos Narrow" w:cs="Times New Roman"/>
+                <w:color w:val="467886"/>
+                <w:kern w:val="0"/>
+                <w:u w:val="single"/>
+                <w:lang w:eastAsia="es-ES"/>
+                <w14:ligatures w14:val="none"/>
+              </w:rPr>
+            </w:pPr>
+            <w:hyperlink r:id="rId17" w:history="1">
+              <w:r>
+                <w:rPr>
+                  <w:rFonts w:ascii="Aptos Narrow" w:eastAsia="Times New Roman" w:hAnsi="Aptos Narrow" w:cs="Times New Roman"/>
+                  <w:color w:val="467886"/>
+                  <w:kern w:val="0"/>
+                  <w:u w:val="single"/>
+                  <w:lang w:eastAsia="es-ES"/>
+                  <w14:ligatures w14:val="none"/>
+                </w:rPr>
+                <w:t xml:space="preserve"> Ernestina de </w:t>
+              </w:r>
+              <w:proofErr w:type="spellStart"/>
+              <w:r>
+                <w:rPr>
+                  <w:rFonts w:ascii="Aptos Narrow" w:eastAsia="Times New Roman" w:hAnsi="Aptos Narrow" w:cs="Times New Roman"/>
+                  <w:color w:val="467886"/>
+                  <w:kern w:val="0"/>
+                  <w:u w:val="single"/>
+                  <w:lang w:eastAsia="es-ES"/>
+                  <w14:ligatures w14:val="none"/>
+                </w:rPr>
+                <w:t>Champourcín</w:t>
+              </w:r>
+              <w:proofErr w:type="spellEnd"/>
+            </w:hyperlink>
+          </w:p>
+        </w:tc>
+        <w:tc>
+          <w:tcPr>
+            <w:tcW w:w="3843" w:type="dxa"/>
+            <w:noWrap/>
+            <w:vAlign w:val="bottom"/>
+            <w:hideMark/>
+          </w:tcPr>
+          <w:p>
+            <w:pPr>
+              <w:spacing w:after="0" w:line="240" w:lineRule="auto"/>
+              <w:rPr>
+                <w:rFonts w:eastAsia="Times New Roman" w:cs="Times New Roman"/>
+                <w:color w:val="000000"/>
+                <w:kern w:val="0"/>
+                <w:sz w:val="28"/>
+                <w:szCs w:val="28"/>
+                <w:lang w:eastAsia="es-ES"/>
+                <w14:ligatures w14:val="none"/>
+              </w:rPr>
+            </w:pPr>
+            <w:r>
+              <w:rPr>
+                <w:rFonts w:eastAsia="Times New Roman" w:cs="Times New Roman"/>
+                <w:color w:val="000000"/>
+                <w:kern w:val="0"/>
+                <w:sz w:val="28"/>
+                <w:szCs w:val="28"/>
+                <w:lang w:eastAsia="es-ES"/>
+                <w14:ligatures w14:val="none"/>
+              </w:rPr>
+              <w:t>Poeta</w:t>
+            </w:r>
+          </w:p>
+        </w:tc>
+        <w:tc>
+          <w:tcPr>
+            <w:tcW w:w="2819" w:type="dxa"/>
+            <w:noWrap/>
+            <w:vAlign w:val="bottom"/>
+            <w:hideMark/>
+          </w:tcPr>
+          <w:p>
+            <w:pPr>
+              <w:spacing w:after="0" w:line="240" w:lineRule="auto"/>
+              <w:rPr>
+                <w:rFonts w:ascii="Aptos Narrow" w:eastAsia="Times New Roman" w:hAnsi="Aptos Narrow" w:cs="Times New Roman"/>
+                <w:color w:val="000000"/>
+                <w:kern w:val="0"/>
+                <w:lang w:eastAsia="es-ES"/>
+                <w14:ligatures w14:val="none"/>
+              </w:rPr>
+            </w:pPr>
+            <w:r>
+              <w:rPr>
+                <w:rFonts w:ascii="Aptos Narrow" w:eastAsia="Times New Roman" w:hAnsi="Aptos Narrow" w:cs="Times New Roman"/>
+                <w:color w:val="000000"/>
+                <w:kern w:val="0"/>
+                <w:lang w:eastAsia="es-ES"/>
+                <w14:ligatures w14:val="none"/>
+              </w:rPr>
+              <w:t> </w:t>
+            </w:r>
+          </w:p>
+        </w:tc>
+      </w:tr>
+      <w:tr>
+        <w:trPr>
+          <w:trHeight w:val="360"/>
+        </w:trPr>
+        <w:tc>
+          <w:tcPr>
+            <w:tcW w:w="2689" w:type="dxa"/>
+            <w:noWrap/>
+            <w:vAlign w:val="bottom"/>
+            <w:hideMark/>
+          </w:tcPr>
+          <w:p>
+            <w:pPr>
+              <w:spacing w:after="0" w:line="240" w:lineRule="auto"/>
+              <w:rPr>
+                <w:rFonts w:ascii="Aptos Narrow" w:eastAsia="Times New Roman" w:hAnsi="Aptos Narrow" w:cs="Times New Roman"/>
+                <w:color w:val="467886"/>
+                <w:kern w:val="0"/>
+                <w:u w:val="single"/>
+                <w:lang w:eastAsia="es-ES"/>
+                <w14:ligatures w14:val="none"/>
+              </w:rPr>
+            </w:pPr>
+            <w:hyperlink r:id="rId18" w:history="1">
+              <w:r>
+                <w:rPr>
+                  <w:rFonts w:ascii="Aptos Narrow" w:eastAsia="Times New Roman" w:hAnsi="Aptos Narrow" w:cs="Times New Roman"/>
+                  <w:color w:val="467886"/>
+                  <w:kern w:val="0"/>
+                  <w:u w:val="single"/>
+                  <w:lang w:eastAsia="es-ES"/>
+                  <w14:ligatures w14:val="none"/>
+                </w:rPr>
+                <w:t>Victoria Kent</w:t>
+              </w:r>
+            </w:hyperlink>
+          </w:p>
+        </w:tc>
+        <w:tc>
+          <w:tcPr>
+            <w:tcW w:w="3843" w:type="dxa"/>
+            <w:noWrap/>
+            <w:vAlign w:val="bottom"/>
+            <w:hideMark/>
+          </w:tcPr>
+          <w:p>
+            <w:pPr>
+              <w:spacing w:after="0" w:line="240" w:lineRule="auto"/>
+              <w:rPr>
+                <w:rFonts w:eastAsia="Times New Roman" w:cs="Arial"/>
+                <w:color w:val="233566"/>
+                <w:kern w:val="0"/>
+                <w:sz w:val="28"/>
+                <w:szCs w:val="28"/>
+                <w:lang w:eastAsia="es-ES"/>
+                <w14:ligatures w14:val="none"/>
+              </w:rPr>
+            </w:pPr>
+            <w:r>
+              <w:rPr>
+                <w:rFonts w:eastAsia="Times New Roman" w:cs="Arial"/>
+                <w:color w:val="233566"/>
+                <w:kern w:val="0"/>
+                <w:sz w:val="28"/>
+                <w:szCs w:val="28"/>
+                <w:lang w:eastAsia="es-ES"/>
+                <w14:ligatures w14:val="none"/>
+              </w:rPr>
+              <w:t>A</w:t>
+            </w:r>
+            <w:r>
+              <w:rPr>
+                <w:rFonts w:eastAsia="Times New Roman" w:cs="Arial"/>
+                <w:color w:val="233566"/>
+                <w:kern w:val="0"/>
+                <w:sz w:val="28"/>
+                <w:szCs w:val="28"/>
+                <w:lang w:eastAsia="es-ES"/>
+                <w14:ligatures w14:val="none"/>
+              </w:rPr>
+              <w:t>bogada</w:t>
+            </w:r>
+            <w:r>
+              <w:rPr>
+                <w:rFonts w:eastAsia="Times New Roman" w:cs="Arial"/>
+                <w:color w:val="233566"/>
+                <w:kern w:val="0"/>
+                <w:sz w:val="28"/>
+                <w:szCs w:val="28"/>
+                <w:lang w:eastAsia="es-ES"/>
+                <w14:ligatures w14:val="none"/>
+              </w:rPr>
+              <w:t xml:space="preserve"> </w:t>
+            </w:r>
+            <w:r>
+              <w:rPr>
+                <w:rFonts w:eastAsia="Times New Roman" w:cs="Arial"/>
+                <w:color w:val="3366CC"/>
+                <w:kern w:val="0"/>
+                <w:sz w:val="28"/>
+                <w:szCs w:val="28"/>
+                <w:lang w:eastAsia="es-ES"/>
+                <w14:ligatures w14:val="none"/>
+              </w:rPr>
+              <w:t>política</w:t>
+            </w:r>
+            <w:r>
+              <w:rPr>
+                <w:rFonts w:eastAsia="Times New Roman" w:cs="Arial"/>
+                <w:color w:val="3366CC"/>
+                <w:kern w:val="0"/>
+                <w:sz w:val="28"/>
+                <w:szCs w:val="28"/>
+                <w:lang w:eastAsia="es-ES"/>
+                <w14:ligatures w14:val="none"/>
+              </w:rPr>
+              <w:t xml:space="preserve"> </w:t>
+            </w:r>
+            <w:r>
+              <w:rPr>
+                <w:rFonts w:eastAsia="Times New Roman" w:cs="Arial"/>
+                <w:color w:val="3366CC"/>
+                <w:kern w:val="0"/>
+                <w:sz w:val="28"/>
+                <w:szCs w:val="28"/>
+                <w:lang w:eastAsia="es-ES"/>
+                <w14:ligatures w14:val="none"/>
+              </w:rPr>
+              <w:t>republicana</w:t>
+            </w:r>
+          </w:p>
+        </w:tc>
+        <w:tc>
+          <w:tcPr>
+            <w:tcW w:w="2819" w:type="dxa"/>
+            <w:noWrap/>
+            <w:vAlign w:val="bottom"/>
+            <w:hideMark/>
+          </w:tcPr>
+          <w:p>
+            <w:pPr>
+              <w:spacing w:after="0" w:line="240" w:lineRule="auto"/>
+              <w:rPr>
+                <w:rFonts w:ascii="Aptos Narrow" w:eastAsia="Times New Roman" w:hAnsi="Aptos Narrow" w:cs="Times New Roman"/>
+                <w:color w:val="000000"/>
+                <w:kern w:val="0"/>
+                <w:lang w:eastAsia="es-ES"/>
+                <w14:ligatures w14:val="none"/>
+              </w:rPr>
+            </w:pPr>
+            <w:r>
+              <w:rPr>
+                <w:rFonts w:ascii="Aptos Narrow" w:eastAsia="Times New Roman" w:hAnsi="Aptos Narrow" w:cs="Times New Roman"/>
+                <w:color w:val="000000"/>
+                <w:kern w:val="0"/>
+                <w:lang w:eastAsia="es-ES"/>
+                <w14:ligatures w14:val="none"/>
+              </w:rPr>
+              <w:t> </w:t>
+            </w:r>
+          </w:p>
+        </w:tc>
+      </w:tr>
+      <w:tr>
+        <w:trPr>
+          <w:trHeight w:val="360"/>
+        </w:trPr>
+        <w:tc>
+          <w:tcPr>
+            <w:tcW w:w="2689" w:type="dxa"/>
+            <w:noWrap/>
+            <w:vAlign w:val="bottom"/>
+            <w:hideMark/>
+          </w:tcPr>
+          <w:p>
+            <w:pPr>
+              <w:spacing w:after="0" w:line="240" w:lineRule="auto"/>
+              <w:rPr>
+                <w:rFonts w:ascii="Aptos Narrow" w:eastAsia="Times New Roman" w:hAnsi="Aptos Narrow" w:cs="Times New Roman"/>
+                <w:color w:val="467886"/>
+                <w:kern w:val="0"/>
+                <w:u w:val="single"/>
+                <w:lang w:eastAsia="es-ES"/>
+                <w14:ligatures w14:val="none"/>
+              </w:rPr>
+            </w:pPr>
+            <w:hyperlink r:id="rId19" w:history="1">
+              <w:r>
+                <w:rPr>
+                  <w:rFonts w:ascii="Aptos Narrow" w:eastAsia="Times New Roman" w:hAnsi="Aptos Narrow" w:cs="Times New Roman"/>
+                  <w:color w:val="467886"/>
+                  <w:kern w:val="0"/>
+                  <w:u w:val="single"/>
+                  <w:lang w:eastAsia="es-ES"/>
+                  <w14:ligatures w14:val="none"/>
+                </w:rPr>
+                <w:t>Margarita Nelken</w:t>
+              </w:r>
+            </w:hyperlink>
+          </w:p>
+        </w:tc>
+        <w:tc>
+          <w:tcPr>
+            <w:tcW w:w="3843" w:type="dxa"/>
+            <w:noWrap/>
+            <w:vAlign w:val="bottom"/>
+            <w:hideMark/>
+          </w:tcPr>
+          <w:p>
+            <w:pPr>
+              <w:spacing w:after="0" w:line="240" w:lineRule="auto"/>
+              <w:rPr>
+                <w:rFonts w:eastAsia="Times New Roman" w:cs="Arial"/>
+                <w:color w:val="202122"/>
+                <w:kern w:val="0"/>
+                <w:sz w:val="28"/>
+                <w:szCs w:val="28"/>
+                <w:lang w:eastAsia="es-ES"/>
+                <w14:ligatures w14:val="none"/>
+              </w:rPr>
+            </w:pPr>
+            <w:r>
+              <w:rPr>
+                <w:rFonts w:eastAsia="Times New Roman" w:cs="Arial"/>
+                <w:color w:val="202122"/>
+                <w:kern w:val="0"/>
+                <w:sz w:val="28"/>
+                <w:szCs w:val="28"/>
+                <w:lang w:eastAsia="es-ES"/>
+                <w14:ligatures w14:val="none"/>
+              </w:rPr>
+              <w:t>E</w:t>
+            </w:r>
+            <w:r>
+              <w:rPr>
+                <w:rFonts w:eastAsia="Times New Roman" w:cs="Arial"/>
+                <w:color w:val="202122"/>
+                <w:kern w:val="0"/>
+                <w:sz w:val="28"/>
+                <w:szCs w:val="28"/>
+                <w:lang w:eastAsia="es-ES"/>
+                <w14:ligatures w14:val="none"/>
+              </w:rPr>
+              <w:t>scritora, crítica de arte y política </w:t>
+            </w:r>
+          </w:p>
+        </w:tc>
+        <w:tc>
+          <w:tcPr>
+            <w:tcW w:w="2819" w:type="dxa"/>
+            <w:noWrap/>
+            <w:vAlign w:val="bottom"/>
+            <w:hideMark/>
+          </w:tcPr>
+          <w:p>
+            <w:pPr>
+              <w:spacing w:after="0" w:line="240" w:lineRule="auto"/>
+              <w:rPr>
+                <w:rFonts w:ascii="Aptos Narrow" w:eastAsia="Times New Roman" w:hAnsi="Aptos Narrow" w:cs="Times New Roman"/>
+                <w:color w:val="000000"/>
+                <w:kern w:val="0"/>
+                <w:lang w:eastAsia="es-ES"/>
+                <w14:ligatures w14:val="none"/>
+              </w:rPr>
+            </w:pPr>
+            <w:proofErr w:type="spellStart"/>
+            <w:r>
+              <w:rPr>
+                <w:rFonts w:ascii="Aptos Narrow" w:eastAsia="Times New Roman" w:hAnsi="Aptos Narrow" w:cs="Times New Roman"/>
+                <w:color w:val="000000"/>
+                <w:kern w:val="0"/>
+                <w:lang w:eastAsia="es-ES"/>
+                <w14:ligatures w14:val="none"/>
+              </w:rPr>
+              <w:t>VICEPRESIDENTAlYCEUM</w:t>
+            </w:r>
+            <w:proofErr w:type="spellEnd"/>
+          </w:p>
+        </w:tc>
+      </w:tr>
+      <w:tr>
+        <w:trPr>
+          <w:trHeight w:val="375"/>
+        </w:trPr>
+        <w:tc>
+          <w:tcPr>
+            <w:tcW w:w="2689" w:type="dxa"/>
+            <w:noWrap/>
+            <w:vAlign w:val="bottom"/>
+            <w:hideMark/>
+          </w:tcPr>
+          <w:p>
+            <w:pPr>
+              <w:spacing w:after="0" w:line="240" w:lineRule="auto"/>
+              <w:rPr>
+                <w:rFonts w:ascii="Aptos Narrow" w:eastAsia="Times New Roman" w:hAnsi="Aptos Narrow" w:cs="Times New Roman"/>
+                <w:color w:val="467886"/>
+                <w:kern w:val="0"/>
+                <w:u w:val="single"/>
+                <w:lang w:eastAsia="es-ES"/>
+                <w14:ligatures w14:val="none"/>
+              </w:rPr>
+            </w:pPr>
+            <w:hyperlink r:id="rId20" w:history="1">
+              <w:r>
+                <w:rPr>
+                  <w:rFonts w:ascii="Aptos Narrow" w:eastAsia="Times New Roman" w:hAnsi="Aptos Narrow" w:cs="Times New Roman"/>
+                  <w:color w:val="467886"/>
+                  <w:kern w:val="0"/>
+                  <w:u w:val="single"/>
+                  <w:lang w:eastAsia="es-ES"/>
+                  <w14:ligatures w14:val="none"/>
+                </w:rPr>
+                <w:t>María Lejárraga</w:t>
+              </w:r>
+            </w:hyperlink>
+          </w:p>
+        </w:tc>
+        <w:tc>
+          <w:tcPr>
+            <w:tcW w:w="3843" w:type="dxa"/>
+            <w:noWrap/>
+            <w:vAlign w:val="bottom"/>
+            <w:hideMark/>
+          </w:tcPr>
+          <w:p>
+            <w:pPr>
+              <w:spacing w:after="0" w:line="240" w:lineRule="auto"/>
+              <w:rPr>
+                <w:rFonts w:eastAsia="Times New Roman" w:cs="Times New Roman"/>
+                <w:color w:val="000000"/>
+                <w:kern w:val="0"/>
+                <w:sz w:val="28"/>
+                <w:szCs w:val="28"/>
+                <w:lang w:eastAsia="es-ES"/>
+                <w14:ligatures w14:val="none"/>
+              </w:rPr>
+            </w:pPr>
+            <w:r>
+              <w:rPr>
+                <w:rFonts w:eastAsia="Times New Roman" w:cs="Times New Roman"/>
+                <w:color w:val="000000"/>
+                <w:kern w:val="0"/>
+                <w:sz w:val="28"/>
+                <w:szCs w:val="28"/>
+                <w:lang w:eastAsia="es-ES"/>
+                <w14:ligatures w14:val="none"/>
+              </w:rPr>
+              <w:t>E</w:t>
+            </w:r>
+            <w:r>
+              <w:rPr>
+                <w:rFonts w:eastAsia="Times New Roman" w:cs="Times New Roman"/>
+                <w:color w:val="000000"/>
+                <w:kern w:val="0"/>
+                <w:sz w:val="28"/>
+                <w:szCs w:val="28"/>
+                <w:lang w:eastAsia="es-ES"/>
+                <w14:ligatures w14:val="none"/>
+              </w:rPr>
+              <w:t xml:space="preserve">scritora, </w:t>
+            </w:r>
+            <w:r>
+              <w:rPr>
+                <w:rFonts w:eastAsia="Times New Roman" w:cs="Times New Roman"/>
+                <w:color w:val="000000"/>
+                <w:kern w:val="0"/>
+                <w:sz w:val="28"/>
+                <w:szCs w:val="28"/>
+                <w:lang w:eastAsia="es-ES"/>
+                <w14:ligatures w14:val="none"/>
+              </w:rPr>
+              <w:t>política</w:t>
+            </w:r>
+          </w:p>
+        </w:tc>
+        <w:tc>
+          <w:tcPr>
+            <w:tcW w:w="2819" w:type="dxa"/>
+            <w:noWrap/>
+            <w:vAlign w:val="bottom"/>
+            <w:hideMark/>
+          </w:tcPr>
+          <w:p>
+            <w:pPr>
+              <w:spacing w:after="0" w:line="240" w:lineRule="auto"/>
+              <w:rPr>
+                <w:rFonts w:ascii="Aptos Narrow" w:eastAsia="Times New Roman" w:hAnsi="Aptos Narrow" w:cs="Times New Roman"/>
+                <w:color w:val="000000"/>
+                <w:kern w:val="0"/>
+                <w:lang w:eastAsia="es-ES"/>
+                <w14:ligatures w14:val="none"/>
+              </w:rPr>
+            </w:pPr>
+            <w:r>
+              <w:rPr>
+                <w:rFonts w:ascii="Aptos Narrow" w:eastAsia="Times New Roman" w:hAnsi="Aptos Narrow" w:cs="Times New Roman"/>
+                <w:color w:val="000000"/>
+                <w:kern w:val="0"/>
+                <w:lang w:eastAsia="es-ES"/>
+                <w14:ligatures w14:val="none"/>
+              </w:rPr>
+              <w:t>Sección</w:t>
+            </w:r>
+            <w:r>
+              <w:rPr>
+                <w:rFonts w:ascii="Aptos Narrow" w:eastAsia="Times New Roman" w:hAnsi="Aptos Narrow" w:cs="Times New Roman"/>
+                <w:color w:val="000000"/>
+                <w:kern w:val="0"/>
+                <w:lang w:eastAsia="es-ES"/>
+                <w14:ligatures w14:val="none"/>
+              </w:rPr>
+              <w:t xml:space="preserve"> Literatura</w:t>
+            </w:r>
+          </w:p>
+        </w:tc>
+      </w:tr>
+      <w:tr>
+        <w:trPr>
+          <w:trHeight w:val="375"/>
+        </w:trPr>
+        <w:tc>
+          <w:tcPr>
+            <w:tcW w:w="2689" w:type="dxa"/>
+            <w:noWrap/>
+            <w:vAlign w:val="bottom"/>
+            <w:hideMark/>
+          </w:tcPr>
+          <w:p>
+            <w:pPr>
+              <w:spacing w:after="0" w:line="240" w:lineRule="auto"/>
+              <w:rPr>
+                <w:rFonts w:ascii="Aptos Narrow" w:eastAsia="Times New Roman" w:hAnsi="Aptos Narrow" w:cs="Times New Roman"/>
+                <w:color w:val="467886"/>
+                <w:kern w:val="0"/>
+                <w:u w:val="single"/>
+                <w:lang w:eastAsia="es-ES"/>
+                <w14:ligatures w14:val="none"/>
+              </w:rPr>
+            </w:pPr>
+            <w:hyperlink r:id="rId21" w:history="1">
+              <w:r>
+                <w:rPr>
+                  <w:rFonts w:ascii="Aptos Narrow" w:eastAsia="Times New Roman" w:hAnsi="Aptos Narrow" w:cs="Times New Roman"/>
+                  <w:color w:val="467886"/>
+                  <w:kern w:val="0"/>
+                  <w:u w:val="single"/>
+                  <w:lang w:eastAsia="es-ES"/>
+                  <w14:ligatures w14:val="none"/>
+                </w:rPr>
+                <w:t xml:space="preserve"> Matilde Muñoz Barbieri </w:t>
+              </w:r>
+            </w:hyperlink>
+          </w:p>
+        </w:tc>
+        <w:tc>
+          <w:tcPr>
+            <w:tcW w:w="3843" w:type="dxa"/>
+            <w:noWrap/>
+            <w:vAlign w:val="bottom"/>
+            <w:hideMark/>
+          </w:tcPr>
+          <w:p>
+            <w:pPr>
+              <w:spacing w:after="0" w:line="240" w:lineRule="auto"/>
+              <w:rPr>
+                <w:rFonts w:eastAsia="Times New Roman" w:cs="Times New Roman"/>
+                <w:color w:val="000000"/>
+                <w:kern w:val="0"/>
+                <w:sz w:val="28"/>
+                <w:szCs w:val="28"/>
+                <w:lang w:eastAsia="es-ES"/>
+                <w14:ligatures w14:val="none"/>
+              </w:rPr>
+            </w:pPr>
+            <w:r>
+              <w:rPr>
+                <w:rFonts w:eastAsia="Times New Roman" w:cs="Times New Roman"/>
+                <w:color w:val="000000"/>
+                <w:kern w:val="0"/>
+                <w:sz w:val="28"/>
+                <w:szCs w:val="28"/>
+                <w:lang w:eastAsia="es-ES"/>
+                <w14:ligatures w14:val="none"/>
+              </w:rPr>
+              <w:t xml:space="preserve">escritora, critica </w:t>
+            </w:r>
+            <w:r>
+              <w:rPr>
+                <w:rFonts w:eastAsia="Times New Roman" w:cs="Times New Roman"/>
+                <w:color w:val="000000"/>
+                <w:kern w:val="0"/>
+                <w:sz w:val="28"/>
+                <w:szCs w:val="28"/>
+                <w:lang w:eastAsia="es-ES"/>
+                <w14:ligatures w14:val="none"/>
+              </w:rPr>
+              <w:t>música</w:t>
+            </w:r>
+          </w:p>
+        </w:tc>
+        <w:tc>
+          <w:tcPr>
+            <w:tcW w:w="2819" w:type="dxa"/>
+            <w:noWrap/>
+            <w:vAlign w:val="bottom"/>
+            <w:hideMark/>
+          </w:tcPr>
+          <w:p>
+            <w:pPr>
+              <w:spacing w:after="0" w:line="240" w:lineRule="auto"/>
+              <w:rPr>
+                <w:rFonts w:ascii="Aptos Narrow" w:eastAsia="Times New Roman" w:hAnsi="Aptos Narrow" w:cs="Times New Roman"/>
+                <w:color w:val="000000"/>
+                <w:kern w:val="0"/>
+                <w:sz w:val="28"/>
+                <w:szCs w:val="28"/>
+                <w:lang w:eastAsia="es-ES"/>
+                <w14:ligatures w14:val="none"/>
+              </w:rPr>
+            </w:pPr>
+          </w:p>
+        </w:tc>
+      </w:tr>
+      <w:tr>
+        <w:trPr>
+          <w:trHeight w:val="375"/>
+        </w:trPr>
+        <w:tc>
+          <w:tcPr>
+            <w:tcW w:w="2689" w:type="dxa"/>
+            <w:noWrap/>
+            <w:vAlign w:val="bottom"/>
+            <w:hideMark/>
+          </w:tcPr>
+          <w:p>
+            <w:pPr>
+              <w:spacing w:after="0" w:line="240" w:lineRule="auto"/>
+              <w:rPr>
+                <w:rFonts w:ascii="Aptos Narrow" w:eastAsia="Times New Roman" w:hAnsi="Aptos Narrow" w:cs="Times New Roman"/>
+                <w:color w:val="467886"/>
+                <w:kern w:val="0"/>
+                <w:u w:val="single"/>
+                <w:lang w:eastAsia="es-ES"/>
+                <w14:ligatures w14:val="none"/>
+              </w:rPr>
+            </w:pPr>
+            <w:hyperlink r:id="rId22" w:history="1">
+              <w:r>
+                <w:rPr>
+                  <w:rFonts w:ascii="Aptos Narrow" w:eastAsia="Times New Roman" w:hAnsi="Aptos Narrow" w:cs="Times New Roman"/>
+                  <w:color w:val="467886"/>
+                  <w:kern w:val="0"/>
+                  <w:u w:val="single"/>
+                  <w:lang w:eastAsia="es-ES"/>
+                  <w14:ligatures w14:val="none"/>
+                </w:rPr>
+                <w:t>Dalia Íñiguez</w:t>
+              </w:r>
+            </w:hyperlink>
+          </w:p>
+        </w:tc>
+        <w:tc>
+          <w:tcPr>
+            <w:tcW w:w="3843" w:type="dxa"/>
+            <w:noWrap/>
+            <w:vAlign w:val="bottom"/>
+            <w:hideMark/>
+          </w:tcPr>
+          <w:p>
+            <w:pPr>
+              <w:spacing w:after="0" w:line="240" w:lineRule="auto"/>
+              <w:rPr>
+                <w:rFonts w:eastAsia="Times New Roman" w:cs="Times New Roman"/>
+                <w:color w:val="000000"/>
+                <w:kern w:val="0"/>
+                <w:sz w:val="28"/>
+                <w:szCs w:val="28"/>
+                <w:lang w:eastAsia="es-ES"/>
+                <w14:ligatures w14:val="none"/>
+              </w:rPr>
+            </w:pPr>
+            <w:r>
+              <w:rPr>
+                <w:rFonts w:eastAsia="Times New Roman" w:cs="Times New Roman"/>
+                <w:color w:val="000000"/>
+                <w:kern w:val="0"/>
+                <w:sz w:val="28"/>
+                <w:szCs w:val="28"/>
+                <w:lang w:eastAsia="es-ES"/>
+                <w14:ligatures w14:val="none"/>
+              </w:rPr>
+              <w:t>A</w:t>
+            </w:r>
+            <w:r>
+              <w:rPr>
+                <w:rFonts w:eastAsia="Times New Roman" w:cs="Times New Roman"/>
+                <w:color w:val="000000"/>
+                <w:kern w:val="0"/>
+                <w:sz w:val="28"/>
+                <w:szCs w:val="28"/>
+                <w:lang w:eastAsia="es-ES"/>
+                <w14:ligatures w14:val="none"/>
+              </w:rPr>
+              <w:t>ctriz de cine y TV</w:t>
+            </w:r>
+          </w:p>
+        </w:tc>
+        <w:tc>
+          <w:tcPr>
+            <w:tcW w:w="2819" w:type="dxa"/>
+            <w:noWrap/>
+            <w:vAlign w:val="bottom"/>
+            <w:hideMark/>
+          </w:tcPr>
+          <w:p>
+            <w:pPr>
+              <w:spacing w:after="0" w:line="240" w:lineRule="auto"/>
+              <w:rPr>
+                <w:rFonts w:ascii="Aptos Narrow" w:eastAsia="Times New Roman" w:hAnsi="Aptos Narrow" w:cs="Times New Roman"/>
+                <w:color w:val="000000"/>
+                <w:kern w:val="0"/>
+                <w:sz w:val="28"/>
+                <w:szCs w:val="28"/>
+                <w:lang w:eastAsia="es-ES"/>
+                <w14:ligatures w14:val="none"/>
+              </w:rPr>
+            </w:pPr>
+          </w:p>
+        </w:tc>
+      </w:tr>
+      <w:tr>
+        <w:trPr>
+          <w:trHeight w:val="375"/>
+        </w:trPr>
+        <w:tc>
+          <w:tcPr>
+            <w:tcW w:w="2689" w:type="dxa"/>
+            <w:noWrap/>
+            <w:vAlign w:val="bottom"/>
+            <w:hideMark/>
+          </w:tcPr>
+          <w:p>
+            <w:pPr>
+              <w:spacing w:after="0" w:line="240" w:lineRule="auto"/>
+              <w:rPr>
+                <w:rFonts w:ascii="Aptos Narrow" w:eastAsia="Times New Roman" w:hAnsi="Aptos Narrow" w:cs="Times New Roman"/>
+                <w:color w:val="467886"/>
+                <w:kern w:val="0"/>
+                <w:u w:val="single"/>
+                <w:lang w:eastAsia="es-ES"/>
+                <w14:ligatures w14:val="none"/>
+              </w:rPr>
+            </w:pPr>
+            <w:hyperlink r:id="rId23" w:history="1">
+              <w:r>
+                <w:rPr>
+                  <w:rFonts w:ascii="Aptos Narrow" w:eastAsia="Times New Roman" w:hAnsi="Aptos Narrow" w:cs="Times New Roman"/>
+                  <w:color w:val="467886"/>
+                  <w:kern w:val="0"/>
+                  <w:u w:val="single"/>
+                  <w:lang w:eastAsia="es-ES"/>
+                  <w14:ligatures w14:val="none"/>
+                </w:rPr>
+                <w:t xml:space="preserve"> Carmen Monné</w:t>
+              </w:r>
+            </w:hyperlink>
+          </w:p>
+        </w:tc>
+        <w:tc>
+          <w:tcPr>
+            <w:tcW w:w="3843" w:type="dxa"/>
+            <w:noWrap/>
+            <w:vAlign w:val="bottom"/>
+            <w:hideMark/>
+          </w:tcPr>
+          <w:p>
+            <w:pPr>
+              <w:spacing w:after="0" w:line="240" w:lineRule="auto"/>
+              <w:rPr>
+                <w:rFonts w:eastAsia="Times New Roman" w:cs="Times New Roman"/>
+                <w:color w:val="000000"/>
+                <w:kern w:val="0"/>
+                <w:sz w:val="28"/>
+                <w:szCs w:val="28"/>
+                <w:lang w:eastAsia="es-ES"/>
+                <w14:ligatures w14:val="none"/>
+              </w:rPr>
+            </w:pPr>
+            <w:r>
+              <w:rPr>
+                <w:rFonts w:eastAsia="Times New Roman" w:cs="Times New Roman"/>
+                <w:color w:val="000000"/>
+                <w:kern w:val="0"/>
+                <w:sz w:val="28"/>
+                <w:szCs w:val="28"/>
+                <w:lang w:eastAsia="es-ES"/>
+                <w14:ligatures w14:val="none"/>
+              </w:rPr>
+              <w:t>Pi</w:t>
+            </w:r>
+            <w:r>
+              <w:rPr>
+                <w:rFonts w:eastAsia="Times New Roman" w:cs="Times New Roman"/>
+                <w:color w:val="000000"/>
+                <w:kern w:val="0"/>
+                <w:sz w:val="28"/>
+                <w:szCs w:val="28"/>
+                <w:lang w:eastAsia="es-ES"/>
+                <w14:ligatures w14:val="none"/>
+              </w:rPr>
+              <w:t>ntora</w:t>
+            </w:r>
+          </w:p>
+        </w:tc>
+        <w:tc>
+          <w:tcPr>
+            <w:tcW w:w="2819" w:type="dxa"/>
+            <w:noWrap/>
+            <w:vAlign w:val="bottom"/>
+            <w:hideMark/>
+          </w:tcPr>
+          <w:p>
+            <w:pPr>
+              <w:spacing w:after="0" w:line="240" w:lineRule="auto"/>
+              <w:rPr>
+                <w:rFonts w:ascii="Aptos Narrow" w:eastAsia="Times New Roman" w:hAnsi="Aptos Narrow" w:cs="Times New Roman"/>
+                <w:color w:val="000000"/>
+                <w:kern w:val="0"/>
+                <w:sz w:val="28"/>
+                <w:szCs w:val="28"/>
+                <w:lang w:eastAsia="es-ES"/>
+                <w14:ligatures w14:val="none"/>
+              </w:rPr>
+            </w:pPr>
+          </w:p>
+        </w:tc>
+      </w:tr>
+      <w:tr>
+        <w:trPr>
+          <w:trHeight w:val="360"/>
+        </w:trPr>
+        <w:tc>
+          <w:tcPr>
+            <w:tcW w:w="2689" w:type="dxa"/>
+            <w:noWrap/>
+            <w:vAlign w:val="bottom"/>
+            <w:hideMark/>
+          </w:tcPr>
+          <w:p>
+            <w:pPr>
+              <w:spacing w:after="0" w:line="240" w:lineRule="auto"/>
+              <w:rPr>
+                <w:rFonts w:ascii="Aptos Narrow" w:eastAsia="Times New Roman" w:hAnsi="Aptos Narrow" w:cs="Times New Roman"/>
+                <w:color w:val="467886"/>
+                <w:kern w:val="0"/>
+                <w:u w:val="single"/>
+                <w:lang w:eastAsia="es-ES"/>
+                <w14:ligatures w14:val="none"/>
+              </w:rPr>
+            </w:pPr>
+            <w:hyperlink r:id="rId24" w:history="1">
+              <w:r>
+                <w:rPr>
+                  <w:rFonts w:ascii="Aptos Narrow" w:eastAsia="Times New Roman" w:hAnsi="Aptos Narrow" w:cs="Times New Roman"/>
+                  <w:color w:val="467886"/>
+                  <w:kern w:val="0"/>
+                  <w:u w:val="single"/>
+                  <w:lang w:eastAsia="es-ES"/>
+                  <w14:ligatures w14:val="none"/>
+                </w:rPr>
+                <w:t>Trinidad Arroyo</w:t>
+              </w:r>
+            </w:hyperlink>
+          </w:p>
+        </w:tc>
+        <w:tc>
+          <w:tcPr>
+            <w:tcW w:w="3843" w:type="dxa"/>
+            <w:noWrap/>
+            <w:vAlign w:val="bottom"/>
+            <w:hideMark/>
+          </w:tcPr>
+          <w:p>
+            <w:pPr>
+              <w:spacing w:after="0" w:line="240" w:lineRule="auto"/>
+              <w:rPr>
+                <w:rFonts w:eastAsia="Times New Roman" w:cs="Times New Roman"/>
+                <w:color w:val="444444"/>
+                <w:kern w:val="0"/>
+                <w:sz w:val="28"/>
+                <w:szCs w:val="28"/>
+                <w:lang w:eastAsia="es-ES"/>
+                <w14:ligatures w14:val="none"/>
+              </w:rPr>
+            </w:pPr>
+            <w:r>
+              <w:rPr>
+                <w:rFonts w:eastAsia="Times New Roman" w:cs="Times New Roman"/>
+                <w:color w:val="444444"/>
+                <w:kern w:val="0"/>
+                <w:sz w:val="28"/>
+                <w:szCs w:val="28"/>
+                <w:lang w:eastAsia="es-ES"/>
+                <w14:ligatures w14:val="none"/>
+              </w:rPr>
+              <w:t>M</w:t>
+            </w:r>
+            <w:r>
+              <w:rPr>
+                <w:rFonts w:eastAsia="Times New Roman" w:cs="Times New Roman"/>
+                <w:color w:val="444444"/>
+                <w:kern w:val="0"/>
+                <w:sz w:val="28"/>
+                <w:szCs w:val="28"/>
+                <w:lang w:eastAsia="es-ES"/>
+                <w14:ligatures w14:val="none"/>
+              </w:rPr>
+              <w:t>édica</w:t>
+            </w:r>
+            <w:r>
+              <w:rPr>
+                <w:rFonts w:eastAsia="Times New Roman" w:cs="Times New Roman"/>
+                <w:color w:val="444444"/>
+                <w:kern w:val="0"/>
+                <w:sz w:val="28"/>
+                <w:szCs w:val="28"/>
+                <w:lang w:eastAsia="es-ES"/>
+                <w14:ligatures w14:val="none"/>
+              </w:rPr>
+              <w:t xml:space="preserve"> intelectual y oftalmóloga</w:t>
+            </w:r>
+          </w:p>
+        </w:tc>
+        <w:tc>
+          <w:tcPr>
+            <w:tcW w:w="2819" w:type="dxa"/>
+            <w:noWrap/>
+            <w:vAlign w:val="bottom"/>
+            <w:hideMark/>
+          </w:tcPr>
+          <w:p>
+            <w:pPr>
+              <w:spacing w:after="0" w:line="240" w:lineRule="auto"/>
+              <w:rPr>
+                <w:rFonts w:ascii="Georgia" w:eastAsia="Times New Roman" w:hAnsi="Georgia" w:cs="Times New Roman"/>
+                <w:color w:val="444444"/>
+                <w:kern w:val="0"/>
+                <w:sz w:val="28"/>
+                <w:szCs w:val="28"/>
+                <w:lang w:eastAsia="es-ES"/>
+                <w14:ligatures w14:val="none"/>
+              </w:rPr>
+            </w:pPr>
+          </w:p>
+        </w:tc>
+      </w:tr>
+      <w:tr>
+        <w:trPr>
+          <w:trHeight w:val="360"/>
+        </w:trPr>
+        <w:tc>
+          <w:tcPr>
+            <w:tcW w:w="2689" w:type="dxa"/>
+            <w:noWrap/>
+            <w:vAlign w:val="bottom"/>
+            <w:hideMark/>
+          </w:tcPr>
+          <w:p>
+            <w:pPr>
+              <w:spacing w:after="0" w:line="240" w:lineRule="auto"/>
+              <w:rPr>
+                <w:rFonts w:ascii="Aptos Narrow" w:eastAsia="Times New Roman" w:hAnsi="Aptos Narrow" w:cs="Times New Roman"/>
+                <w:color w:val="467886"/>
+                <w:kern w:val="0"/>
+                <w:u w:val="single"/>
+                <w:lang w:eastAsia="es-ES"/>
+                <w14:ligatures w14:val="none"/>
+              </w:rPr>
+            </w:pPr>
+            <w:hyperlink r:id="rId25" w:history="1">
+              <w:r>
+                <w:rPr>
+                  <w:rFonts w:ascii="Aptos Narrow" w:eastAsia="Times New Roman" w:hAnsi="Aptos Narrow" w:cs="Times New Roman"/>
+                  <w:color w:val="467886"/>
+                  <w:kern w:val="0"/>
+                  <w:u w:val="single"/>
+                  <w:lang w:eastAsia="es-ES"/>
+                  <w14:ligatures w14:val="none"/>
+                </w:rPr>
+                <w:t>María Rodrigo</w:t>
+              </w:r>
+            </w:hyperlink>
+          </w:p>
+        </w:tc>
+        <w:tc>
+          <w:tcPr>
+            <w:tcW w:w="3843" w:type="dxa"/>
+            <w:noWrap/>
+            <w:vAlign w:val="bottom"/>
+            <w:hideMark/>
+          </w:tcPr>
+          <w:p>
+            <w:pPr>
+              <w:spacing w:after="0" w:line="240" w:lineRule="auto"/>
+              <w:rPr>
+                <w:rFonts w:eastAsia="Times New Roman" w:cs="Times New Roman"/>
+                <w:color w:val="444444"/>
+                <w:kern w:val="0"/>
+                <w:sz w:val="28"/>
+                <w:szCs w:val="28"/>
+                <w:lang w:eastAsia="es-ES"/>
+                <w14:ligatures w14:val="none"/>
+              </w:rPr>
+            </w:pPr>
+            <w:r>
+              <w:rPr>
+                <w:rFonts w:eastAsia="Times New Roman" w:cs="Times New Roman"/>
+                <w:color w:val="444444"/>
+                <w:kern w:val="0"/>
+                <w:sz w:val="28"/>
+                <w:szCs w:val="28"/>
+                <w:lang w:eastAsia="es-ES"/>
+                <w14:ligatures w14:val="none"/>
+              </w:rPr>
+              <w:t>C</w:t>
+            </w:r>
+            <w:r>
+              <w:rPr>
+                <w:rFonts w:eastAsia="Times New Roman" w:cs="Times New Roman"/>
+                <w:color w:val="444444"/>
+                <w:kern w:val="0"/>
+                <w:sz w:val="28"/>
+                <w:szCs w:val="28"/>
+                <w:lang w:eastAsia="es-ES"/>
+                <w14:ligatures w14:val="none"/>
+              </w:rPr>
+              <w:t>ompositora y pianista</w:t>
+            </w:r>
+          </w:p>
+        </w:tc>
+        <w:tc>
+          <w:tcPr>
+            <w:tcW w:w="2819" w:type="dxa"/>
+            <w:noWrap/>
+            <w:vAlign w:val="bottom"/>
+            <w:hideMark/>
+          </w:tcPr>
+          <w:p>
+            <w:pPr>
+              <w:spacing w:after="0" w:line="240" w:lineRule="auto"/>
+              <w:rPr>
+                <w:rFonts w:ascii="Georgia" w:eastAsia="Times New Roman" w:hAnsi="Georgia" w:cs="Times New Roman"/>
+                <w:color w:val="444444"/>
+                <w:kern w:val="0"/>
+                <w:sz w:val="28"/>
+                <w:szCs w:val="28"/>
+                <w:lang w:eastAsia="es-ES"/>
+                <w14:ligatures w14:val="none"/>
+              </w:rPr>
+            </w:pPr>
+          </w:p>
+        </w:tc>
+      </w:tr>
+      <w:tr>
+        <w:trPr>
+          <w:trHeight w:val="360"/>
+        </w:trPr>
+        <w:tc>
+          <w:tcPr>
+            <w:tcW w:w="2689" w:type="dxa"/>
+            <w:noWrap/>
+            <w:vAlign w:val="bottom"/>
+            <w:hideMark/>
+          </w:tcPr>
+          <w:p>
+            <w:pPr>
+              <w:spacing w:after="0" w:line="240" w:lineRule="auto"/>
+              <w:rPr>
+                <w:rFonts w:ascii="Georgia" w:eastAsia="Times New Roman" w:hAnsi="Georgia" w:cs="Times New Roman"/>
+                <w:color w:val="444444"/>
+                <w:kern w:val="0"/>
+                <w:sz w:val="16"/>
+                <w:szCs w:val="16"/>
+                <w:lang w:eastAsia="es-ES"/>
+                <w14:ligatures w14:val="none"/>
+              </w:rPr>
+            </w:pPr>
+            <w:r>
+              <w:rPr>
+                <w:rFonts w:ascii="Georgia" w:eastAsia="Times New Roman" w:hAnsi="Georgia" w:cs="Times New Roman"/>
+                <w:color w:val="444444"/>
+                <w:kern w:val="0"/>
+                <w:sz w:val="16"/>
+                <w:szCs w:val="16"/>
+                <w:lang w:eastAsia="es-ES"/>
+                <w14:ligatures w14:val="none"/>
+              </w:rPr>
+              <w:t>María Teresa León</w:t>
+            </w:r>
+          </w:p>
+        </w:tc>
+        <w:tc>
+          <w:tcPr>
+            <w:tcW w:w="3843" w:type="dxa"/>
+            <w:noWrap/>
+            <w:vAlign w:val="bottom"/>
+            <w:hideMark/>
+          </w:tcPr>
+          <w:p>
+            <w:pPr>
+              <w:spacing w:after="0" w:line="240" w:lineRule="auto"/>
+              <w:rPr>
+                <w:rFonts w:eastAsia="Times New Roman" w:cs="Times New Roman"/>
+                <w:color w:val="444444"/>
+                <w:kern w:val="0"/>
+                <w:sz w:val="28"/>
+                <w:szCs w:val="28"/>
+                <w:lang w:eastAsia="es-ES"/>
+                <w14:ligatures w14:val="none"/>
+              </w:rPr>
+            </w:pPr>
+            <w:r>
+              <w:rPr>
+                <w:rFonts w:eastAsia="Times New Roman" w:cs="Times New Roman"/>
+                <w:color w:val="444444"/>
+                <w:kern w:val="0"/>
+                <w:sz w:val="28"/>
+                <w:szCs w:val="28"/>
+                <w:lang w:eastAsia="es-ES"/>
+                <w14:ligatures w14:val="none"/>
+              </w:rPr>
+              <w:t>E</w:t>
+            </w:r>
+            <w:r>
+              <w:rPr>
+                <w:rFonts w:eastAsia="Times New Roman" w:cs="Times New Roman"/>
+                <w:color w:val="444444"/>
+                <w:kern w:val="0"/>
+                <w:sz w:val="28"/>
+                <w:szCs w:val="28"/>
+                <w:lang w:eastAsia="es-ES"/>
+                <w14:ligatures w14:val="none"/>
+              </w:rPr>
+              <w:t>scritora</w:t>
+            </w:r>
+          </w:p>
+        </w:tc>
+        <w:tc>
+          <w:tcPr>
+            <w:tcW w:w="2819" w:type="dxa"/>
+            <w:noWrap/>
+            <w:vAlign w:val="bottom"/>
+            <w:hideMark/>
+          </w:tcPr>
+          <w:p>
+            <w:pPr>
+              <w:spacing w:after="0" w:line="240" w:lineRule="auto"/>
+              <w:rPr>
+                <w:rFonts w:ascii="Georgia" w:eastAsia="Times New Roman" w:hAnsi="Georgia" w:cs="Times New Roman"/>
+                <w:color w:val="444444"/>
+                <w:kern w:val="0"/>
+                <w:sz w:val="28"/>
+                <w:szCs w:val="28"/>
+                <w:lang w:eastAsia="es-ES"/>
+                <w14:ligatures w14:val="none"/>
+              </w:rPr>
+            </w:pPr>
+          </w:p>
+        </w:tc>
+      </w:tr>
+      <w:tr>
+        <w:trPr>
+          <w:trHeight w:val="360"/>
+        </w:trPr>
+        <w:tc>
+          <w:tcPr>
+            <w:tcW w:w="2689" w:type="dxa"/>
+            <w:noWrap/>
+            <w:vAlign w:val="bottom"/>
+            <w:hideMark/>
+          </w:tcPr>
+          <w:p>
+            <w:pPr>
+              <w:spacing w:after="0" w:line="240" w:lineRule="auto"/>
+              <w:rPr>
+                <w:rFonts w:ascii="Aptos Narrow" w:eastAsia="Times New Roman" w:hAnsi="Aptos Narrow" w:cs="Times New Roman"/>
+                <w:color w:val="467886"/>
+                <w:kern w:val="0"/>
+                <w:u w:val="single"/>
+                <w:lang w:eastAsia="es-ES"/>
+                <w14:ligatures w14:val="none"/>
+              </w:rPr>
+            </w:pPr>
+            <w:hyperlink r:id="rId26" w:history="1">
+              <w:r>
+                <w:rPr>
+                  <w:rFonts w:ascii="Aptos Narrow" w:eastAsia="Times New Roman" w:hAnsi="Aptos Narrow" w:cs="Times New Roman"/>
+                  <w:color w:val="467886"/>
+                  <w:kern w:val="0"/>
+                  <w:u w:val="single"/>
+                  <w:lang w:eastAsia="es-ES"/>
+                  <w14:ligatures w14:val="none"/>
+                </w:rPr>
+                <w:t>Rosario Lacy</w:t>
+              </w:r>
+            </w:hyperlink>
+          </w:p>
+        </w:tc>
+        <w:tc>
+          <w:tcPr>
+            <w:tcW w:w="3843" w:type="dxa"/>
+            <w:noWrap/>
+            <w:vAlign w:val="bottom"/>
+            <w:hideMark/>
+          </w:tcPr>
+          <w:p>
+            <w:pPr>
+              <w:spacing w:after="0" w:line="240" w:lineRule="auto"/>
+              <w:rPr>
+                <w:rFonts w:eastAsia="Times New Roman" w:cs="Times New Roman"/>
+                <w:color w:val="444444"/>
+                <w:kern w:val="0"/>
+                <w:sz w:val="28"/>
+                <w:szCs w:val="28"/>
+                <w:lang w:eastAsia="es-ES"/>
+                <w14:ligatures w14:val="none"/>
+              </w:rPr>
+            </w:pPr>
+            <w:r>
+              <w:rPr>
+                <w:rFonts w:eastAsia="Times New Roman" w:cs="Times New Roman"/>
+                <w:color w:val="444444"/>
+                <w:kern w:val="0"/>
+                <w:sz w:val="28"/>
+                <w:szCs w:val="28"/>
+                <w:lang w:eastAsia="es-ES"/>
+                <w14:ligatures w14:val="none"/>
+              </w:rPr>
+              <w:t>M</w:t>
+            </w:r>
+            <w:r>
+              <w:rPr>
+                <w:rFonts w:eastAsia="Times New Roman" w:cs="Times New Roman"/>
+                <w:color w:val="444444"/>
+                <w:kern w:val="0"/>
+                <w:sz w:val="28"/>
+                <w:szCs w:val="28"/>
+                <w:lang w:eastAsia="es-ES"/>
+                <w14:ligatures w14:val="none"/>
+              </w:rPr>
+              <w:t>edica ginecóloga y cirujana</w:t>
+            </w:r>
+          </w:p>
+        </w:tc>
+        <w:tc>
+          <w:tcPr>
+            <w:tcW w:w="2819" w:type="dxa"/>
+            <w:noWrap/>
+            <w:vAlign w:val="bottom"/>
+            <w:hideMark/>
+          </w:tcPr>
+          <w:p>
+            <w:pPr>
+              <w:spacing w:after="0" w:line="240" w:lineRule="auto"/>
+              <w:rPr>
+                <w:rFonts w:ascii="Georgia" w:eastAsia="Times New Roman" w:hAnsi="Georgia" w:cs="Times New Roman"/>
+                <w:color w:val="444444"/>
+                <w:kern w:val="0"/>
+                <w:sz w:val="28"/>
+                <w:szCs w:val="28"/>
+                <w:lang w:eastAsia="es-ES"/>
+                <w14:ligatures w14:val="none"/>
+              </w:rPr>
+            </w:pPr>
+          </w:p>
+        </w:tc>
+      </w:tr>
+      <w:tr>
+        <w:trPr>
+          <w:trHeight w:val="375"/>
+        </w:trPr>
+        <w:tc>
+          <w:tcPr>
+            <w:tcW w:w="2689" w:type="dxa"/>
+            <w:vAlign w:val="center"/>
+            <w:hideMark/>
+          </w:tcPr>
+          <w:p>
+            <w:pPr>
+              <w:spacing w:after="0" w:line="240" w:lineRule="auto"/>
+              <w:rPr>
+                <w:rFonts w:ascii="Aptos Narrow" w:eastAsia="Times New Roman" w:hAnsi="Aptos Narrow" w:cs="Times New Roman"/>
+                <w:color w:val="467886"/>
+                <w:kern w:val="0"/>
+                <w:u w:val="single"/>
+                <w:lang w:eastAsia="es-ES"/>
+                <w14:ligatures w14:val="none"/>
+              </w:rPr>
+            </w:pPr>
+            <w:hyperlink r:id="rId27" w:history="1">
+              <w:r>
+                <w:rPr>
+                  <w:rFonts w:ascii="Aptos Narrow" w:eastAsia="Times New Roman" w:hAnsi="Aptos Narrow" w:cs="Times New Roman"/>
+                  <w:color w:val="467886"/>
+                  <w:kern w:val="0"/>
+                  <w:u w:val="single"/>
+                  <w:lang w:eastAsia="es-ES"/>
+                  <w14:ligatures w14:val="none"/>
+                </w:rPr>
+                <w:t xml:space="preserve">Pura </w:t>
+              </w:r>
+              <w:proofErr w:type="spellStart"/>
+              <w:r>
+                <w:rPr>
+                  <w:rFonts w:ascii="Aptos Narrow" w:eastAsia="Times New Roman" w:hAnsi="Aptos Narrow" w:cs="Times New Roman"/>
+                  <w:color w:val="467886"/>
+                  <w:kern w:val="0"/>
+                  <w:u w:val="single"/>
+                  <w:lang w:eastAsia="es-ES"/>
+                  <w14:ligatures w14:val="none"/>
+                </w:rPr>
+                <w:t>Maortua</w:t>
+              </w:r>
+              <w:proofErr w:type="spellEnd"/>
+            </w:hyperlink>
+          </w:p>
+        </w:tc>
+        <w:tc>
+          <w:tcPr>
+            <w:tcW w:w="3843" w:type="dxa"/>
+            <w:noWrap/>
+            <w:vAlign w:val="bottom"/>
+            <w:hideMark/>
+          </w:tcPr>
+          <w:p>
+            <w:pPr>
+              <w:spacing w:after="0" w:line="240" w:lineRule="auto"/>
+              <w:rPr>
+                <w:rFonts w:eastAsia="Times New Roman" w:cs="Times New Roman"/>
+                <w:color w:val="000000"/>
+                <w:kern w:val="0"/>
+                <w:sz w:val="28"/>
+                <w:szCs w:val="28"/>
+                <w:lang w:eastAsia="es-ES"/>
+                <w14:ligatures w14:val="none"/>
+              </w:rPr>
+            </w:pPr>
+            <w:r>
+              <w:rPr>
+                <w:rFonts w:eastAsia="Times New Roman" w:cs="Times New Roman"/>
+                <w:color w:val="000000"/>
+                <w:kern w:val="0"/>
+                <w:sz w:val="28"/>
+                <w:szCs w:val="28"/>
+                <w:lang w:eastAsia="es-ES"/>
+                <w14:ligatures w14:val="none"/>
+              </w:rPr>
+              <w:t>D</w:t>
+            </w:r>
+            <w:r>
+              <w:rPr>
+                <w:rFonts w:eastAsia="Times New Roman" w:cs="Times New Roman"/>
+                <w:color w:val="000000"/>
+                <w:kern w:val="0"/>
+                <w:sz w:val="28"/>
+                <w:szCs w:val="28"/>
+                <w:lang w:eastAsia="es-ES"/>
+                <w14:ligatures w14:val="none"/>
+              </w:rPr>
+              <w:t>ramaturga, Decoradora</w:t>
+            </w:r>
+          </w:p>
+        </w:tc>
+        <w:tc>
+          <w:tcPr>
+            <w:tcW w:w="2819" w:type="dxa"/>
+            <w:noWrap/>
+            <w:vAlign w:val="bottom"/>
+            <w:hideMark/>
+          </w:tcPr>
+          <w:p>
+            <w:pPr>
+              <w:spacing w:after="0" w:line="240" w:lineRule="auto"/>
+              <w:rPr>
+                <w:rFonts w:ascii="Aptos Narrow" w:eastAsia="Times New Roman" w:hAnsi="Aptos Narrow" w:cs="Times New Roman"/>
+                <w:color w:val="000000"/>
+                <w:kern w:val="0"/>
+                <w:sz w:val="28"/>
+                <w:szCs w:val="28"/>
+                <w:lang w:eastAsia="es-ES"/>
+                <w14:ligatures w14:val="none"/>
+              </w:rPr>
+            </w:pPr>
+          </w:p>
+        </w:tc>
+      </w:tr>
+      <w:tr>
+        <w:trPr>
+          <w:trHeight w:val="360"/>
+        </w:trPr>
+        <w:tc>
+          <w:tcPr>
+            <w:tcW w:w="2689" w:type="dxa"/>
+            <w:noWrap/>
+            <w:vAlign w:val="bottom"/>
+            <w:hideMark/>
+          </w:tcPr>
+          <w:p>
+            <w:pPr>
+              <w:spacing w:after="0" w:line="240" w:lineRule="auto"/>
+              <w:rPr>
+                <w:rFonts w:ascii="Aptos Narrow" w:eastAsia="Times New Roman" w:hAnsi="Aptos Narrow" w:cs="Times New Roman"/>
+                <w:color w:val="467886"/>
+                <w:kern w:val="0"/>
+                <w:u w:val="single"/>
+                <w:lang w:eastAsia="es-ES"/>
+                <w14:ligatures w14:val="none"/>
+              </w:rPr>
+            </w:pPr>
+            <w:hyperlink r:id="rId28" w:history="1">
+              <w:r>
+                <w:rPr>
+                  <w:rFonts w:ascii="Aptos Narrow" w:eastAsia="Times New Roman" w:hAnsi="Aptos Narrow" w:cs="Times New Roman"/>
+                  <w:color w:val="467886"/>
+                  <w:kern w:val="0"/>
+                  <w:u w:val="single"/>
+                  <w:lang w:eastAsia="es-ES"/>
+                  <w14:ligatures w14:val="none"/>
+                </w:rPr>
+                <w:t xml:space="preserve">Isabel Oyarzábal /Isabel de Palencia), </w:t>
+              </w:r>
+            </w:hyperlink>
+          </w:p>
+        </w:tc>
+        <w:tc>
+          <w:tcPr>
+            <w:tcW w:w="3843" w:type="dxa"/>
+            <w:noWrap/>
+            <w:vAlign w:val="bottom"/>
+            <w:hideMark/>
+          </w:tcPr>
+          <w:p>
+            <w:pPr>
+              <w:spacing w:after="0" w:line="240" w:lineRule="auto"/>
+              <w:rPr>
+                <w:rFonts w:eastAsia="Times New Roman" w:cs="Times New Roman"/>
+                <w:color w:val="444444"/>
+                <w:kern w:val="0"/>
+                <w:sz w:val="28"/>
+                <w:szCs w:val="28"/>
+                <w:lang w:eastAsia="es-ES"/>
+                <w14:ligatures w14:val="none"/>
+              </w:rPr>
+            </w:pPr>
+            <w:r>
+              <w:rPr>
+                <w:rFonts w:eastAsia="Times New Roman" w:cs="Times New Roman"/>
+                <w:color w:val="444444"/>
+                <w:kern w:val="0"/>
+                <w:sz w:val="28"/>
+                <w:szCs w:val="28"/>
+                <w:lang w:eastAsia="es-ES"/>
+                <w14:ligatures w14:val="none"/>
+              </w:rPr>
+              <w:t>P</w:t>
+            </w:r>
+            <w:r>
+              <w:rPr>
+                <w:rFonts w:eastAsia="Times New Roman" w:cs="Times New Roman"/>
+                <w:color w:val="444444"/>
+                <w:kern w:val="0"/>
+                <w:sz w:val="28"/>
+                <w:szCs w:val="28"/>
+                <w:lang w:eastAsia="es-ES"/>
+                <w14:ligatures w14:val="none"/>
+              </w:rPr>
+              <w:t>eriodista,</w:t>
+            </w:r>
+            <w:r>
+              <w:rPr>
+                <w:rFonts w:eastAsia="Times New Roman" w:cs="Times New Roman"/>
+                <w:color w:val="444444"/>
+                <w:kern w:val="0"/>
+                <w:sz w:val="28"/>
+                <w:szCs w:val="28"/>
+                <w:lang w:eastAsia="es-ES"/>
+                <w14:ligatures w14:val="none"/>
+              </w:rPr>
+              <w:t xml:space="preserve"> E</w:t>
+            </w:r>
+            <w:r>
+              <w:rPr>
+                <w:rFonts w:eastAsia="Times New Roman" w:cs="Times New Roman"/>
+                <w:color w:val="444444"/>
+                <w:kern w:val="0"/>
+                <w:sz w:val="28"/>
+                <w:szCs w:val="28"/>
+                <w:lang w:eastAsia="es-ES"/>
+                <w14:ligatures w14:val="none"/>
+              </w:rPr>
+              <w:t xml:space="preserve">scritora y </w:t>
+            </w:r>
+            <w:r>
+              <w:rPr>
+                <w:rFonts w:eastAsia="Times New Roman" w:cs="Times New Roman"/>
+                <w:color w:val="444444"/>
+                <w:kern w:val="0"/>
+                <w:sz w:val="28"/>
+                <w:szCs w:val="28"/>
+                <w:lang w:eastAsia="es-ES"/>
+                <w14:ligatures w14:val="none"/>
+              </w:rPr>
+              <w:t>D</w:t>
+            </w:r>
+            <w:r>
+              <w:rPr>
+                <w:rFonts w:eastAsia="Times New Roman" w:cs="Times New Roman"/>
+                <w:color w:val="444444"/>
+                <w:kern w:val="0"/>
+                <w:sz w:val="28"/>
+                <w:szCs w:val="28"/>
+                <w:lang w:eastAsia="es-ES"/>
+                <w14:ligatures w14:val="none"/>
+              </w:rPr>
+              <w:t>iplomática</w:t>
+            </w:r>
+          </w:p>
+        </w:tc>
+        <w:tc>
+          <w:tcPr>
+            <w:tcW w:w="2819" w:type="dxa"/>
+            <w:noWrap/>
+            <w:vAlign w:val="bottom"/>
+            <w:hideMark/>
+          </w:tcPr>
+          <w:p>
+            <w:pPr>
+              <w:spacing w:after="0" w:line="240" w:lineRule="auto"/>
+              <w:rPr>
+                <w:rFonts w:ascii="Aptos Narrow" w:eastAsia="Times New Roman" w:hAnsi="Aptos Narrow" w:cs="Times New Roman"/>
+                <w:color w:val="000000"/>
+                <w:kern w:val="0"/>
+                <w:lang w:eastAsia="es-ES"/>
+                <w14:ligatures w14:val="none"/>
+              </w:rPr>
+            </w:pPr>
+            <w:r>
+              <w:rPr>
+                <w:rFonts w:ascii="Aptos Narrow" w:eastAsia="Times New Roman" w:hAnsi="Aptos Narrow" w:cs="Times New Roman"/>
+                <w:color w:val="000000"/>
+                <w:kern w:val="0"/>
+                <w:lang w:eastAsia="es-ES"/>
+                <w14:ligatures w14:val="none"/>
+              </w:rPr>
+              <w:t>VICEPRESIDENTA</w:t>
+            </w:r>
+            <w:r>
+              <w:rPr>
+                <w:rFonts w:ascii="Aptos Narrow" w:eastAsia="Times New Roman" w:hAnsi="Aptos Narrow" w:cs="Times New Roman"/>
+                <w:color w:val="000000"/>
+                <w:kern w:val="0"/>
+                <w:lang w:eastAsia="es-ES"/>
+                <w14:ligatures w14:val="none"/>
+              </w:rPr>
+              <w:t xml:space="preserve"> L</w:t>
+            </w:r>
+            <w:r>
+              <w:rPr>
+                <w:rFonts w:ascii="Aptos Narrow" w:eastAsia="Times New Roman" w:hAnsi="Aptos Narrow" w:cs="Times New Roman"/>
+                <w:color w:val="000000"/>
+                <w:kern w:val="0"/>
+                <w:lang w:eastAsia="es-ES"/>
+                <w14:ligatures w14:val="none"/>
+              </w:rPr>
+              <w:t>YCEUM</w:t>
+            </w:r>
+          </w:p>
+        </w:tc>
+      </w:tr>
+      <w:tr>
+        <w:trPr>
+          <w:trHeight w:val="360"/>
+        </w:trPr>
+        <w:tc>
+          <w:tcPr>
+            <w:tcW w:w="2689" w:type="dxa"/>
+            <w:vAlign w:val="center"/>
+            <w:hideMark/>
+          </w:tcPr>
+          <w:p>
+            <w:pPr>
+              <w:spacing w:after="0" w:line="240" w:lineRule="auto"/>
+              <w:rPr>
+                <w:rFonts w:ascii="Aptos Narrow" w:eastAsia="Times New Roman" w:hAnsi="Aptos Narrow" w:cs="Times New Roman"/>
+                <w:color w:val="467886"/>
+                <w:kern w:val="0"/>
+                <w:u w:val="single"/>
+                <w:lang w:eastAsia="es-ES"/>
+                <w14:ligatures w14:val="none"/>
+              </w:rPr>
+            </w:pPr>
+            <w:hyperlink r:id="rId29" w:history="1">
+              <w:r>
+                <w:rPr>
+                  <w:rFonts w:ascii="Aptos Narrow" w:eastAsia="Times New Roman" w:hAnsi="Aptos Narrow" w:cs="Times New Roman"/>
+                  <w:color w:val="467886"/>
+                  <w:kern w:val="0"/>
+                  <w:u w:val="single"/>
+                  <w:lang w:eastAsia="es-ES"/>
+                  <w14:ligatures w14:val="none"/>
+                </w:rPr>
+                <w:t>Margarita Comas Camps</w:t>
+              </w:r>
+            </w:hyperlink>
+          </w:p>
+        </w:tc>
+        <w:tc>
+          <w:tcPr>
+            <w:tcW w:w="3843" w:type="dxa"/>
+            <w:noWrap/>
+            <w:vAlign w:val="bottom"/>
+            <w:hideMark/>
+          </w:tcPr>
+          <w:p>
+            <w:pPr>
+              <w:spacing w:after="0" w:line="240" w:lineRule="auto"/>
+              <w:rPr>
+                <w:rFonts w:eastAsia="Times New Roman" w:cs="Times New Roman"/>
+                <w:color w:val="444444"/>
+                <w:kern w:val="0"/>
+                <w:sz w:val="28"/>
+                <w:szCs w:val="28"/>
+                <w:lang w:eastAsia="es-ES"/>
+                <w14:ligatures w14:val="none"/>
+              </w:rPr>
+            </w:pPr>
+            <w:r>
+              <w:rPr>
+                <w:rFonts w:eastAsia="Times New Roman" w:cs="Times New Roman"/>
+                <w:color w:val="444444"/>
+                <w:kern w:val="0"/>
+                <w:sz w:val="28"/>
+                <w:szCs w:val="28"/>
+                <w:lang w:eastAsia="es-ES"/>
+                <w14:ligatures w14:val="none"/>
+              </w:rPr>
+              <w:t>Pedagoga, bióloga</w:t>
+            </w:r>
+          </w:p>
+        </w:tc>
+        <w:tc>
+          <w:tcPr>
+            <w:tcW w:w="2819" w:type="dxa"/>
+            <w:noWrap/>
+            <w:vAlign w:val="bottom"/>
+            <w:hideMark/>
+          </w:tcPr>
+          <w:p>
+            <w:pPr>
+              <w:spacing w:after="0" w:line="240" w:lineRule="auto"/>
+              <w:rPr>
+                <w:rFonts w:ascii="Georgia" w:eastAsia="Times New Roman" w:hAnsi="Georgia" w:cs="Times New Roman"/>
+                <w:color w:val="444444"/>
+                <w:kern w:val="0"/>
+                <w:sz w:val="28"/>
+                <w:szCs w:val="28"/>
+                <w:lang w:eastAsia="es-ES"/>
+                <w14:ligatures w14:val="none"/>
+              </w:rPr>
+            </w:pPr>
+          </w:p>
+        </w:tc>
+      </w:tr>
+    </w:tbl>
+    <w:p>
+      <w:pPr>
         <w:rPr>
           <w:sz w:val="36"/>
           <w:szCs w:val="36"/>
         </w:rPr>
       </w:pPr>
-      <w:r>
-        <w:rPr>
-          <w:sz w:val="36"/>
-          <w:szCs w:val="36"/>
-        </w:rPr>
-        <w:lastRenderedPageBreak/>
-        <w:t xml:space="preserve">Además de la impulsora y primera presidenta del club, la pedagoga María de Maeztu, el </w:t>
-      </w:r>
-      <w:proofErr w:type="spellStart"/>
-      <w:r>
-        <w:rPr>
-          <w:sz w:val="36"/>
-          <w:szCs w:val="36"/>
-        </w:rPr>
-        <w:t>Lyceum</w:t>
-      </w:r>
-      <w:proofErr w:type="spellEnd"/>
-      <w:r>
-        <w:rPr>
-          <w:sz w:val="36"/>
-          <w:szCs w:val="36"/>
-        </w:rPr>
-        <w:t xml:space="preserve"> agrupó a numerosas mujeres que destacaron en los más diversos campos. El listado de todas las mujeres que estuvieron vinculadas al club o participaron en sus actividades sería inmenso. Se puede citar, entre otras a Carmen Baroja, Maruja Mallo, Matilde Calvo Rodero, Clara Campoamor, Zenobia Camprubí, Ernestina de Champourcín, Victorina Durán, Elena Fortún, Amalia Galárraga, Eulalia Vicenti, Matilde Huici, Victoria Kent, María Lejárraga, María Teresa León, Concha Méndez, María Luisa Navarro Margati, Margarita Nelken, Isabel Oyarzábal (Isabel de Palencia), Mabel Rick, Rosario Lacy, Pura </w:t>
-      </w:r>
-      <w:proofErr w:type="spellStart"/>
-      <w:r>
-        <w:rPr>
-          <w:sz w:val="36"/>
-          <w:szCs w:val="36"/>
-        </w:rPr>
-        <w:t>Maortua</w:t>
-      </w:r>
-      <w:proofErr w:type="spellEnd"/>
-      <w:r>
-        <w:rPr>
-          <w:sz w:val="36"/>
-          <w:szCs w:val="36"/>
-        </w:rPr>
-        <w:t xml:space="preserve">, Carmen </w:t>
-      </w:r>
-      <w:proofErr w:type="spellStart"/>
-      <w:r>
-        <w:rPr>
-          <w:sz w:val="36"/>
-          <w:szCs w:val="36"/>
-        </w:rPr>
-        <w:t>Gallardo</w:t>
-      </w:r>
-      <w:proofErr w:type="spellEnd"/>
-      <w:r>
-        <w:rPr>
-          <w:sz w:val="36"/>
-          <w:szCs w:val="36"/>
-        </w:rPr>
-        <w:t xml:space="preserve"> Martín-Gamero, María del Mar Terrones Villanueva, Helen Phillips, Dalia Íñiguez, Carmen Monné, María Francisca Clar Margarit, María Martos Arregui O'Neil, Paquita Alcaraz, Julia Iruretagoiena, Rosa Spottorno, Matilde Muñoz Barbieri y la pediatra Nieves González Barrio.</w:t>
-      </w:r>
     </w:p>
     <w:sectPr>
       <w:pgSz w:w="11906" w:h="16838"/>
@@ -4826,7 +7594,6 @@
     <w:next w:val="Normal"/>
     <w:link w:val="Ttulo2Car"/>
     <w:uiPriority w:val="9"/>
-    <w:semiHidden/>
     <w:unhideWhenUsed/>
     <w:qFormat/>
     <w:rsid w:val="00773AA8"/>
@@ -5001,6 +7768,7 @@
   <w:style w:type="character" w:default="1" w:styleId="Fuentedeprrafopredeter">
     <w:name w:val="Default Paragraph Font"/>
     <w:uiPriority w:val="1"/>
+    <w:semiHidden/>
     <w:unhideWhenUsed/>
   </w:style>
   <w:style w:type="table" w:default="1" w:styleId="Tablanormal">
@@ -5042,7 +7810,6 @@
     <w:basedOn w:val="Fuentedeprrafopredeter"/>
     <w:link w:val="Ttulo2"/>
     <w:uiPriority w:val="9"/>
-    <w:semiHidden/>
     <w:rsid w:val="00773AA8"/>
     <w:rPr>
       <w:rFonts w:asciiTheme="majorHAnsi" w:eastAsiaTheme="majorEastAsia" w:hAnsiTheme="majorHAnsi" w:cstheme="majorBidi"/>
